--- a/TEAM_USE_DESIGN.docx
+++ b/TEAM_USE_DESIGN.docx
@@ -1150,6 +1150,113 @@
         <w:rPr>
           <w:b/>
         </w:rPr>
+        <w:t>This depends on the choice in Chrome's permission dialog</w:t>
+      </w:r>
+      <w:r>
+        <w:rPr>
+          <w:b w:val="0"/>
+        </w:rPr>
+        <w:t xml:space="preserve"> (live test of step 2, 2026-10-04). With</w:t>
+      </w:r>
+    </w:p>
+    <w:p>
+      <w:r>
+        <w:rPr>
+          <w:b w:val="0"/>
+        </w:rPr>
+        <w:t xml:space="preserve">  </w:t>
+      </w:r>
+      <w:r>
+        <w:rPr>
+          <w:b/>
+        </w:rPr>
+        <w:t>"Allow this time"</w:t>
+      </w:r>
+      <w:r>
+        <w:rPr>
+          <w:b w:val="0"/>
+        </w:rPr>
+        <w:t xml:space="preserve">, closing every SalesTeam page leaves the folder at </w:t>
+      </w:r>
+      <w:r>
+        <w:rPr>
+          <w:rFonts w:ascii="Consolas" w:hAnsi="Consolas"/>
+          <w:b w:val="0"/>
+        </w:rPr>
+        <w:t>prompt</w:t>
+      </w:r>
+      <w:r>
+        <w:rPr>
+          <w:b w:val="0"/>
+        </w:rPr>
+        <w:t xml:space="preserve"> even after a page is opened</w:t>
+      </w:r>
+    </w:p>
+    <w:p>
+      <w:r>
+        <w:rPr>
+          <w:b w:val="0"/>
+        </w:rPr>
+        <w:t xml:space="preserve">  again: nothing syncs until a Reconnect click (changes wait locally, nothing is lost). With **"Allow on every</w:t>
+      </w:r>
+    </w:p>
+    <w:p>
+      <w:r>
+        <w:rPr>
+          <w:b w:val="0"/>
+        </w:rPr>
+        <w:t xml:space="preserve">  visit"**, all pages closed, a change made meanwhile by a colleague, page reopened with no click: </w:t>
+      </w:r>
+      <w:r>
+        <w:rPr>
+          <w:rFonts w:ascii="Consolas" w:hAnsi="Consolas"/>
+          <w:b w:val="0"/>
+        </w:rPr>
+        <w:t>granted</w:t>
+      </w:r>
+      <w:r>
+        <w:rPr>
+          <w:b w:val="0"/>
+        </w:rPr>
+        <w:t>, and</w:t>
+      </w:r>
+    </w:p>
+    <w:p>
+      <w:r>
+        <w:rPr>
+          <w:b w:val="0"/>
+        </w:rPr>
+        <w:t xml:space="preserve">  the change arrived. So the create / join instructions (step 3) must say: choose </w:t>
+      </w:r>
+      <w:r>
+        <w:rPr>
+          <w:b/>
+        </w:rPr>
+        <w:t>"Allow on every visit"</w:t>
+      </w:r>
+      <w:r>
+        <w:rPr>
+          <w:b w:val="0"/>
+        </w:rPr>
+        <w:t>;</w:t>
+      </w:r>
+    </w:p>
+    <w:p>
+      <w:r>
+        <w:rPr>
+          <w:b w:val="0"/>
+        </w:rPr>
+        <w:t xml:space="preserve">  the "Click to reconnect" top-bar message is for whoever chose "this time".</w:t>
+      </w:r>
+    </w:p>
+    <w:p>
+      <w:pPr>
+        <w:pStyle w:val="ListBullet"/>
+      </w:pPr>
+      <w:r>
+        <w:rPr>
+          <w:b/>
+        </w:rPr>
         <w:t>Consequences for the design (firm rules):</w:t>
       </w:r>
     </w:p>
@@ -1235,6 +1342,492 @@
           <w:b w:val="0"/>
         </w:rPr>
         <w:t xml:space="preserve">     read again next round — never an error, never treated as data.</w:t>
+      </w:r>
+    </w:p>
+    <w:p>
+      <w:pPr>
+        <w:pStyle w:val="Heading3"/>
+      </w:pPr>
+      <w:r>
+        <w:rPr>
+          <w:b w:val="0"/>
+        </w:rPr>
+        <w:t>2.7 Step 2 as built (1.2.1.4, 2026-10-03)</w:t>
+      </w:r>
+    </w:p>
+    <w:p>
+      <w:pPr>
+        <w:pStyle w:val="ListBullet"/>
+      </w:pPr>
+      <w:r>
+        <w:rPr>
+          <w:b/>
+        </w:rPr>
+        <w:t>Files:</w:t>
+      </w:r>
+      <w:r>
+        <w:rPr>
+          <w:b w:val="0"/>
+        </w:rPr>
+        <w:t xml:space="preserve"> </w:t>
+      </w:r>
+      <w:r>
+        <w:rPr>
+          <w:rFonts w:ascii="Consolas" w:hAnsi="Consolas"/>
+          <w:b w:val="0"/>
+        </w:rPr>
+        <w:t>team-keys.js</w:t>
+      </w:r>
+      <w:r>
+        <w:rPr>
+          <w:b w:val="0"/>
+        </w:rPr>
+        <w:t xml:space="preserve"> (which keys are shared — pure), </w:t>
+      </w:r>
+      <w:r>
+        <w:rPr>
+          <w:rFonts w:ascii="Consolas" w:hAnsi="Consolas"/>
+          <w:b w:val="0"/>
+        </w:rPr>
+        <w:t>team-rows.js</w:t>
+      </w:r>
+      <w:r>
+        <w:rPr>
+          <w:b w:val="0"/>
+        </w:rPr>
+        <w:t xml:space="preserve"> (local values ↔ rows ↔ changes —</w:t>
+      </w:r>
+    </w:p>
+    <w:p>
+      <w:r>
+        <w:rPr>
+          <w:b w:val="0"/>
+        </w:rPr>
+        <w:t xml:space="preserve">  pure), </w:t>
+      </w:r>
+      <w:r>
+        <w:rPr>
+          <w:rFonts w:ascii="Consolas" w:hAnsi="Consolas"/>
+          <w:b w:val="0"/>
+        </w:rPr>
+        <w:t>team-folder.js</w:t>
+      </w:r>
+      <w:r>
+        <w:rPr>
+          <w:b w:val="0"/>
+        </w:rPr>
+        <w:t xml:space="preserve"> (the folder adapter: retried writes with read-back, tolerant reads, IndexedDB),</w:t>
+      </w:r>
+    </w:p>
+    <w:p>
+      <w:r>
+        <w:rPr>
+          <w:b w:val="0"/>
+        </w:rPr>
+        <w:t xml:space="preserve">  </w:t>
+      </w:r>
+      <w:r>
+        <w:rPr>
+          <w:rFonts w:ascii="Consolas" w:hAnsi="Consolas"/>
+          <w:b w:val="0"/>
+        </w:rPr>
+        <w:t>team-sync.js</w:t>
+      </w:r>
+      <w:r>
+        <w:rPr>
+          <w:b w:val="0"/>
+        </w:rPr>
+        <w:t xml:space="preserve"> (the engine, in the background worker). </w:t>
+      </w:r>
+      <w:r>
+        <w:rPr>
+          <w:rFonts w:ascii="Consolas" w:hAnsi="Consolas"/>
+          <w:b w:val="0"/>
+        </w:rPr>
+        <w:t>team-merge.js</w:t>
+      </w:r>
+      <w:r>
+        <w:rPr>
+          <w:b w:val="0"/>
+        </w:rPr>
+        <w:t xml:space="preserve"> gained </w:t>
+      </w:r>
+      <w:r>
+        <w:rPr>
+          <w:rFonts w:ascii="Consolas" w:hAnsi="Consolas"/>
+          <w:b w:val="0"/>
+        </w:rPr>
+        <w:t>compactChanges</w:t>
+      </w:r>
+      <w:r>
+        <w:rPr>
+          <w:b w:val="0"/>
+        </w:rPr>
+        <w:t xml:space="preserve"> and a clock</w:t>
+      </w:r>
+    </w:p>
+    <w:p>
+      <w:r>
+        <w:rPr>
+          <w:b w:val="0"/>
+        </w:rPr>
+        <w:t xml:space="preserve">  that borrows the next millisecond after 9,999 stamps in one (a team's base stamps every row at once).</w:t>
+      </w:r>
+    </w:p>
+    <w:p>
+      <w:pPr>
+        <w:pStyle w:val="ListBullet"/>
+      </w:pPr>
+      <w:r>
+        <w:rPr>
+          <w:b/>
+        </w:rPr>
+        <w:t>Rows per local home</w:t>
+      </w:r>
+      <w:r>
+        <w:rPr>
+          <w:b w:val="0"/>
+        </w:rPr>
+        <w:t xml:space="preserve"> instead of one joined account record — see 4.1.</w:t>
+      </w:r>
+    </w:p>
+    <w:p>
+      <w:pPr>
+        <w:pStyle w:val="ListBullet"/>
+      </w:pPr>
+      <w:r>
+        <w:rPr>
+          <w:b/>
+        </w:rPr>
+        <w:t>Heartbeat:</w:t>
+      </w:r>
+      <w:r>
+        <w:rPr>
+          <w:b w:val="0"/>
+        </w:rPr>
+        <w:t xml:space="preserve"> one </w:t>
+      </w:r>
+      <w:r>
+        <w:rPr>
+          <w:rFonts w:ascii="Consolas" w:hAnsi="Consolas"/>
+          <w:b w:val="0"/>
+        </w:rPr>
+        <w:t>heartbeat.json</w:t>
+      </w:r>
+      <w:r>
+        <w:rPr>
+          <w:b w:val="0"/>
+        </w:rPr>
+        <w:t xml:space="preserve"> per member, rewritten by its only writer (one writer per file, so no</w:t>
+      </w:r>
+    </w:p>
+    <w:p>
+      <w:r>
+        <w:rPr>
+          <w:b w:val="0"/>
+        </w:rPr>
+        <w:t xml:space="preserve">  conflict copies), written only when the member has sent no change file for 60 s. A heartbeat counts for</w:t>
+      </w:r>
+    </w:p>
+    <w:p>
+      <w:r>
+        <w:rPr>
+          <w:b w:val="0"/>
+        </w:rPr>
+        <w:t xml:space="preserve">  "read up to" (6.3) only once every change file it vouches for has been read.</w:t>
+      </w:r>
+    </w:p>
+    <w:p>
+      <w:pPr>
+        <w:pStyle w:val="ListBullet"/>
+      </w:pPr>
+      <w:r>
+        <w:rPr>
+          <w:b/>
+        </w:rPr>
+        <w:t>Clobber guard:</w:t>
+      </w:r>
+      <w:r>
+        <w:rPr>
+          <w:b w:val="0"/>
+        </w:rPr>
+        <w:t xml:space="preserve"> a writer outside the account lock (e.g. </w:t>
+      </w:r>
+      <w:r>
+        <w:rPr>
+          <w:rFonts w:ascii="Consolas" w:hAnsi="Consolas"/>
+          <w:b w:val="0"/>
+        </w:rPr>
+        <w:t>saveResults</w:t>
+      </w:r>
+      <w:r>
+        <w:rPr>
+          <w:b w:val="0"/>
+        </w:rPr>
+        <w:t>) that read a map before a colleague's</w:t>
+      </w:r>
+    </w:p>
+    <w:p>
+      <w:r>
+        <w:rPr>
+          <w:b w:val="0"/>
+        </w:rPr>
+        <w:t xml:space="preserve">  change was written back, and saved it after, would put the old row back. A row that returns to exactly its</w:t>
+      </w:r>
+    </w:p>
+    <w:p>
+      <w:r>
+        <w:rPr>
+          <w:b w:val="0"/>
+        </w:rPr>
+        <w:t xml:space="preserve">  pre-write-back value within 15 s is written again and </w:t>
+      </w:r>
+      <w:r>
+        <w:rPr>
+          <w:b/>
+        </w:rPr>
+        <w:t>not</w:t>
+      </w:r>
+      <w:r>
+        <w:rPr>
+          <w:b w:val="0"/>
+        </w:rPr>
+        <w:t xml:space="preserve"> sent to the team.</w:t>
+      </w:r>
+    </w:p>
+    <w:p>
+      <w:pPr>
+        <w:pStyle w:val="ListBullet"/>
+      </w:pPr>
+      <w:r>
+        <w:rPr>
+          <w:b/>
+        </w:rPr>
+        <w:t>Never overwrites its own numbering:</w:t>
+      </w:r>
+      <w:r>
+        <w:rPr>
+          <w:b w:val="0"/>
+        </w:rPr>
+        <w:t xml:space="preserve"> a member whose local state was lost continues after the highest</w:t>
+      </w:r>
+    </w:p>
+    <w:p>
+      <w:r>
+        <w:rPr>
+          <w:b w:val="0"/>
+        </w:rPr>
+        <w:t xml:space="preserve">  change file it finds in its folder.</w:t>
+      </w:r>
+    </w:p>
+    <w:p>
+      <w:pPr>
+        <w:pStyle w:val="ListBullet"/>
+      </w:pPr>
+      <w:r>
+        <w:rPr>
+          <w:b/>
+        </w:rPr>
+        <w:t>Timers:</w:t>
+      </w:r>
+      <w:r>
+        <w:rPr>
+          <w:b w:val="0"/>
+        </w:rPr>
+        <w:t xml:space="preserve"> a 30 s </w:t>
+      </w:r>
+      <w:r>
+        <w:rPr>
+          <w:rFonts w:ascii="Consolas" w:hAnsi="Consolas"/>
+          <w:b w:val="0"/>
+        </w:rPr>
+        <w:t>chrome.alarms</w:t>
+      </w:r>
+      <w:r>
+        <w:rPr>
+          <w:b w:val="0"/>
+        </w:rPr>
+        <w:t xml:space="preserve"> alarm (new permission </w:t>
+      </w:r>
+      <w:r>
+        <w:rPr>
+          <w:rFonts w:ascii="Consolas" w:hAnsi="Consolas"/>
+          <w:b w:val="0"/>
+        </w:rPr>
+        <w:t>alarms</w:t>
+      </w:r>
+      <w:r>
+        <w:rPr>
+          <w:b w:val="0"/>
+        </w:rPr>
+        <w:t xml:space="preserve"> — shows no warning) plus in-worker timers</w:t>
+      </w:r>
+    </w:p>
+    <w:p>
+      <w:r>
+        <w:rPr>
+          <w:b w:val="0"/>
+        </w:rPr>
+        <w:t xml:space="preserve">  (flush 5 s, read 15 s) while the folder is usable; none while it is not, so the worker can sleep.</w:t>
+      </w:r>
+    </w:p>
+    <w:p>
+      <w:pPr>
+        <w:pStyle w:val="ListBullet"/>
+      </w:pPr>
+      <w:r>
+        <w:rPr>
+          <w:b/>
+        </w:rPr>
+        <w:t>Comparison cost (5.4), measured</w:t>
+      </w:r>
+      <w:r>
+        <w:rPr>
+          <w:b w:val="0"/>
+        </w:rPr>
+        <w:t xml:space="preserve"> with 600 accounts × 30 fields, 3,000 contacts and 2,000 leads (2.2 MB +</w:t>
+      </w:r>
+    </w:p>
+    <w:p>
+      <w:r>
+        <w:rPr>
+          <w:b w:val="0"/>
+        </w:rPr>
+        <w:t xml:space="preserve">  1.4 MB): one edited field → about 0.2 s for compare + save, including copying the values, on a 1 s debounce.</w:t>
+      </w:r>
+    </w:p>
+    <w:p>
+      <w:r>
+        <w:rPr>
+          <w:b w:val="0"/>
+        </w:rPr>
+        <w:t xml:space="preserve">  Creating the team: base file 3.8 MB, 0.4 s; joining from it: 0.8 s (plus OneDrive's ~2.5 s per file write).</w:t>
+      </w:r>
+    </w:p>
+    <w:p>
+      <w:r>
+        <w:rPr>
+          <w:b w:val="0"/>
+        </w:rPr>
+        <w:t xml:space="preserve">  The live measurements are on the test page.</w:t>
+      </w:r>
+    </w:p>
+    <w:p>
+      <w:pPr>
+        <w:pStyle w:val="ListBullet"/>
+      </w:pPr>
+      <w:r>
+        <w:rPr>
+          <w:b/>
+        </w:rPr>
+        <w:t>Tests:</w:t>
+      </w:r>
+      <w:r>
+        <w:rPr>
+          <w:b w:val="0"/>
+        </w:rPr>
+        <w:t xml:space="preserve"> </w:t>
+      </w:r>
+      <w:r>
+        <w:rPr>
+          <w:rFonts w:ascii="Consolas" w:hAnsi="Consolas"/>
+          <w:b w:val="0"/>
+        </w:rPr>
+        <w:t>test_pure_modules.py</w:t>
+      </w:r>
+      <w:r>
+        <w:rPr>
+          <w:b w:val="0"/>
+        </w:rPr>
+        <w:t xml:space="preserve"> (row mapping, compaction, clock — 568 checks) and the new</w:t>
+      </w:r>
+    </w:p>
+    <w:p>
+      <w:r>
+        <w:rPr>
+          <w:b w:val="0"/>
+        </w:rPr>
+        <w:t xml:space="preserve">  </w:t>
+      </w:r>
+      <w:r>
+        <w:rPr>
+          <w:rFonts w:ascii="Consolas" w:hAnsi="Consolas"/>
+          <w:b w:val="0"/>
+        </w:rPr>
+        <w:t>test_team_sync.py</w:t>
+      </w:r>
+      <w:r>
+        <w:rPr>
+          <w:b w:val="0"/>
+        </w:rPr>
+        <w:t xml:space="preserve">, which runs the real </w:t>
+      </w:r>
+      <w:r>
+        <w:rPr>
+          <w:rFonts w:ascii="Consolas" w:hAnsi="Consolas"/>
+          <w:b w:val="0"/>
+        </w:rPr>
+        <w:t>team-sync.js</w:t>
+      </w:r>
+      <w:r>
+        <w:rPr>
+          <w:b w:val="0"/>
+        </w:rPr>
+        <w:t xml:space="preserve"> for three simulated members on a fake storage and an</w:t>
+      </w:r>
+    </w:p>
+    <w:p>
+      <w:r>
+        <w:rPr>
+          <w:b w:val="0"/>
+        </w:rPr>
+        <w:t xml:space="preserve">  in-memory shared folder: create, join, edit, concurrent edits, lead delete vs draft, clobber, failed write</w:t>
+      </w:r>
+    </w:p>
+    <w:p>
+      <w:r>
+        <w:rPr>
+          <w:b w:val="0"/>
+        </w:rPr>
+        <w:t xml:space="preserve">  (empty file) and retry, status, compaction and joining after it (35 checks).</w:t>
+      </w:r>
+    </w:p>
+    <w:p>
+      <w:pPr>
+        <w:pStyle w:val="ListBullet"/>
+      </w:pPr>
+      <w:r>
+        <w:rPr>
+          <w:b/>
+        </w:rPr>
+        <w:t>Developer test page:</w:t>
+      </w:r>
+      <w:r>
+        <w:rPr>
+          <w:b w:val="0"/>
+        </w:rPr>
+        <w:t xml:space="preserve"> </w:t>
+      </w:r>
+      <w:r>
+        <w:rPr>
+          <w:rFonts w:ascii="Consolas" w:hAnsi="Consolas"/>
+          <w:b w:val="0"/>
+        </w:rPr>
+        <w:t>zz_team_sync.html</w:t>
+      </w:r>
+      <w:r>
+        <w:rPr>
+          <w:b w:val="0"/>
+        </w:rPr>
+        <w:t xml:space="preserve"> — pick folder, create / join / leave, sync now, status with</w:t>
+      </w:r>
+    </w:p>
+    <w:p>
+      <w:r>
+        <w:rPr>
+          <w:b w:val="0"/>
+        </w:rPr>
+        <w:t xml:space="preserve">  colleagues and measurements, unclassified storage keys. Settings &gt; Team replaces it in step 3.</w:t>
       </w:r>
     </w:p>
     <w:p>
@@ -1312,7 +1905,7 @@
         <w:rPr>
           <w:b w:val="0"/>
         </w:rPr>
-        <w:t xml:space="preserve">    heartbeat-&lt;n&gt;.json               "last seen" + highest change number written (see 6.3)</w:t>
+        <w:t xml:space="preserve">    heartbeat.json                   "last seen" + highest change number written (see 6.3); rewritten by its one writer</w:t>
       </w:r>
     </w:p>
     <w:p>
@@ -1647,20 +2240,54 @@
         <w:rPr>
           <w:b w:val="0"/>
         </w:rPr>
-        <w:t xml:space="preserve"> (an outreach, R3.6), </w:t>
+        <w:t xml:space="preserve"> (an outreach, R3.6). The do-not-contact list (R6.8) needs no op of its own: it is a</w:t>
+      </w:r>
+    </w:p>
+    <w:p>
+      <w:r>
+        <w:rPr>
+          <w:b w:val="0"/>
+        </w:rPr>
+        <w:t xml:space="preserve">  </w:t>
       </w:r>
       <w:r>
         <w:rPr>
           <w:rFonts w:ascii="Consolas" w:hAnsi="Consolas"/>
           <w:b w:val="0"/>
         </w:rPr>
-        <w:t>dnc</w:t>
-      </w:r>
-      <w:r>
-        <w:rPr>
-          <w:b w:val="0"/>
-        </w:rPr>
-        <w:t xml:space="preserve"> (do-not-contact, R6.8).</w:t>
+        <w:t>team</w:t>
+      </w:r>
+      <w:r>
+        <w:rPr>
+          <w:b w:val="0"/>
+        </w:rPr>
+        <w:t xml:space="preserve"> entity whose fields are the entries, set and cleared with </w:t>
+      </w:r>
+      <w:r>
+        <w:rPr>
+          <w:rFonts w:ascii="Consolas" w:hAnsi="Consolas"/>
+          <w:b w:val="0"/>
+        </w:rPr>
+        <w:t>set</w:t>
+      </w:r>
+      <w:r>
+        <w:rPr>
+          <w:b w:val="0"/>
+        </w:rPr>
+        <w:t xml:space="preserve"> (built in step 1, </w:t>
+      </w:r>
+      <w:r>
+        <w:rPr>
+          <w:rFonts w:ascii="Consolas" w:hAnsi="Consolas"/>
+          <w:b w:val="0"/>
+        </w:rPr>
+        <w:t>team-merge.js</w:t>
+      </w:r>
+      <w:r>
+        <w:rPr>
+          <w:b w:val="0"/>
+        </w:rPr>
+        <w:t>).</w:t>
       </w:r>
     </w:p>
     <w:p>
@@ -2176,10 +2803,8 @@
         <w:rPr>
           <w:b w:val="0"/>
         </w:rPr>
-        <w:t>An account's three local homes are joined by the mapping the 1.2 pipeline already uses (company key ↔</w:t>
-      </w:r>
-    </w:p>
-    <w:p>
+        <w:t xml:space="preserve">*Originally planned:* an account's three local homes joined into one record by company key ↔ </w:t>
+      </w:r>
       <w:r>
         <w:rPr>
           <w:rFonts w:ascii="Consolas" w:hAnsi="Consolas"/>
@@ -2191,6 +2816,27 @@
         <w:rPr>
           <w:b w:val="0"/>
         </w:rPr>
+        <w:t>,</w:t>
+      </w:r>
+    </w:p>
+    <w:p>
+      <w:r>
+        <w:rPr>
+          <w:b w:val="0"/>
+        </w:rPr>
+        <w:t>with namespaced fields (</w:t>
+      </w:r>
+      <w:r>
+        <w:rPr>
+          <w:rFonts w:ascii="Consolas" w:hAnsi="Consolas"/>
+          <w:b w:val="0"/>
+        </w:rPr>
+        <w:t>wb.</w:t>
+      </w:r>
+      <w:r>
+        <w:rPr>
+          <w:b w:val="0"/>
+        </w:rPr>
         <w:t xml:space="preserve">, </w:t>
       </w:r>
       <w:r>
@@ -2198,35 +2844,61 @@
           <w:rFonts w:ascii="Consolas" w:hAnsi="Consolas"/>
           <w:b w:val="0"/>
         </w:rPr>
-        <w:t>getAccountViews</w:t>
-      </w:r>
-      <w:r>
-        <w:rPr>
-          <w:b w:val="0"/>
-        </w:rPr>
-        <w:t xml:space="preserve">). Each local home's fields are kept in their own namespace in </w:t>
+        <w:t>ta.</w:t>
+      </w:r>
+      <w:r>
+        <w:rPr>
+          <w:b w:val="0"/>
+        </w:rPr>
+        <w:t xml:space="preserve">, </w:t>
       </w:r>
       <w:r>
         <w:rPr>
           <w:rFonts w:ascii="Consolas" w:hAnsi="Consolas"/>
           <w:b w:val="0"/>
         </w:rPr>
-        <w:t>f</w:t>
-      </w:r>
-    </w:p>
-    <w:p>
-      <w:r>
-        <w:rPr>
-          <w:b w:val="0"/>
-        </w:rPr>
-        <w:t>(</w:t>
+        <w:t>x.</w:t>
+      </w:r>
+      <w:r>
+        <w:rPr>
+          <w:b w:val="0"/>
+        </w:rPr>
+        <w:t>). *Replaced in step 2, because a join breaks on duplicate company</w:t>
+      </w:r>
+    </w:p>
+    <w:p>
+      <w:r>
+        <w:rPr>
+          <w:b w:val="0"/>
+        </w:rPr>
+        <w:t xml:space="preserve">names, rows with no workbook match and renames.* </w:t>
+      </w:r>
+      <w:r>
+        <w:rPr>
+          <w:b/>
+        </w:rPr>
+        <w:t>As built (2.7):</w:t>
+      </w:r>
+      <w:r>
+        <w:rPr>
+          <w:b w:val="0"/>
+        </w:rPr>
+        <w:t xml:space="preserve"> each local home is its own</w:t>
+      </w:r>
+    </w:p>
+    <w:p>
+      <w:r>
+        <w:rPr>
+          <w:b w:val="0"/>
+        </w:rPr>
+        <w:t xml:space="preserve">row, with the home in the id — </w:t>
       </w:r>
       <w:r>
         <w:rPr>
           <w:rFonts w:ascii="Consolas" w:hAnsi="Consolas"/>
           <w:b w:val="0"/>
         </w:rPr>
-        <w:t>wb.</w:t>
+        <w:t>account|wb:&lt;companyId&gt;</w:t>
       </w:r>
       <w:r>
         <w:rPr>
@@ -2239,7 +2911,7 @@
           <w:rFonts w:ascii="Consolas" w:hAnsi="Consolas"/>
           <w:b w:val="0"/>
         </w:rPr>
-        <w:t>ta.</w:t>
+        <w:t>account|ta:&lt;company key&gt;</w:t>
       </w:r>
       <w:r>
         <w:rPr>
@@ -2252,13 +2924,135 @@
           <w:rFonts w:ascii="Consolas" w:hAnsi="Consolas"/>
           <w:b w:val="0"/>
         </w:rPr>
-        <w:t>x.</w:t>
-      </w:r>
-      <w:r>
-        <w:rPr>
-          <w:b w:val="0"/>
-        </w:rPr>
-        <w:t>) so writing back is exact.</w:t>
+        <w:t>account|x:&lt;company key&gt;</w:t>
+      </w:r>
+      <w:r>
+        <w:rPr>
+          <w:b w:val="0"/>
+        </w:rPr>
+        <w:t>,</w:t>
+      </w:r>
+    </w:p>
+    <w:p>
+      <w:r>
+        <w:rPr>
+          <w:rFonts w:ascii="Consolas" w:hAnsi="Consolas"/>
+          <w:b w:val="0"/>
+        </w:rPr>
+        <w:t>contact|wb:&lt;contactId&gt;</w:t>
+      </w:r>
+      <w:r>
+        <w:rPr>
+          <w:b w:val="0"/>
+        </w:rPr>
+        <w:t xml:space="preserve">, </w:t>
+      </w:r>
+      <w:r>
+        <w:rPr>
+          <w:rFonts w:ascii="Consolas" w:hAnsi="Consolas"/>
+          <w:b w:val="0"/>
+        </w:rPr>
+        <w:t>contact|x:&lt;contact key&gt;</w:t>
+      </w:r>
+      <w:r>
+        <w:rPr>
+          <w:b w:val="0"/>
+        </w:rPr>
+        <w:t xml:space="preserve">, </w:t>
+      </w:r>
+      <w:r>
+        <w:rPr>
+          <w:rFonts w:ascii="Consolas" w:hAnsi="Consolas"/>
+          <w:b w:val="0"/>
+        </w:rPr>
+        <w:t>lead|&lt;lead key&gt;</w:t>
+      </w:r>
+      <w:r>
+        <w:rPr>
+          <w:b w:val="0"/>
+        </w:rPr>
+        <w:t xml:space="preserve">, </w:t>
+      </w:r>
+      <w:r>
+        <w:rPr>
+          <w:rFonts w:ascii="Consolas" w:hAnsi="Consolas"/>
+          <w:b w:val="0"/>
+        </w:rPr>
+        <w:t>setting|&lt;storage key&gt;</w:t>
+      </w:r>
+      <w:r>
+        <w:rPr>
+          <w:b w:val="0"/>
+        </w:rPr>
+        <w:t>. Writing back is</w:t>
+      </w:r>
+    </w:p>
+    <w:p>
+      <w:r>
+        <w:rPr>
+          <w:b w:val="0"/>
+        </w:rPr>
+        <w:t xml:space="preserve">exact without any join, and a renamed company simply moves its </w:t>
+      </w:r>
+      <w:r>
+        <w:rPr>
+          <w:rFonts w:ascii="Consolas" w:hAnsi="Consolas"/>
+          <w:b w:val="0"/>
+        </w:rPr>
+        <w:t>ta:</w:t>
+      </w:r>
+      <w:r>
+        <w:rPr>
+          <w:b w:val="0"/>
+        </w:rPr>
+        <w:t>/</w:t>
+      </w:r>
+      <w:r>
+        <w:rPr>
+          <w:rFonts w:ascii="Consolas" w:hAnsi="Consolas"/>
+          <w:b w:val="0"/>
+        </w:rPr>
+        <w:t>x:</w:t>
+      </w:r>
+      <w:r>
+        <w:rPr>
+          <w:b w:val="0"/>
+        </w:rPr>
+        <w:t xml:space="preserve"> rows, as it does locally. Claims and</w:t>
+      </w:r>
+    </w:p>
+    <w:p>
+      <w:r>
+        <w:rPr>
+          <w:b w:val="0"/>
+        </w:rPr>
+        <w:t xml:space="preserve">assignments (steps 4–5) use the bare </w:t>
+      </w:r>
+      <w:r>
+        <w:rPr>
+          <w:rFonts w:ascii="Consolas" w:hAnsi="Consolas"/>
+          <w:b w:val="0"/>
+        </w:rPr>
+        <w:t>companyId</w:t>
+      </w:r>
+      <w:r>
+        <w:rPr>
+          <w:b w:val="0"/>
+        </w:rPr>
+        <w:t xml:space="preserve"> (</w:t>
+      </w:r>
+      <w:r>
+        <w:rPr>
+          <w:rFonts w:ascii="Consolas" w:hAnsi="Consolas"/>
+          <w:b w:val="0"/>
+        </w:rPr>
+        <w:t>account|c-1042</w:t>
+      </w:r>
+      <w:r>
+        <w:rPr>
+          <w:b w:val="0"/>
+        </w:rPr>
+        <w:t>), which is never a data row.</w:t>
       </w:r>
     </w:p>
     <w:p>
@@ -3311,15 +4105,70 @@
         <w:rPr>
           <w:b w:val="0"/>
         </w:rPr>
-        <w:t xml:space="preserve"> (a local storage key) at once — written before anything else happens, so</w:t>
-      </w:r>
-    </w:p>
-    <w:p>
-      <w:r>
-        <w:rPr>
-          <w:b w:val="0"/>
-        </w:rPr>
-        <w:t xml:space="preserve">   a reload loses nothing ("persist as you go").</w:t>
+        <w:t xml:space="preserve"> at once — written before anything else happens, so a reload loses nothing</w:t>
+      </w:r>
+    </w:p>
+    <w:p>
+      <w:r>
+        <w:rPr>
+          <w:b w:val="0"/>
+        </w:rPr>
+        <w:t xml:space="preserve">   ("persist as you go"). *As built:* the outbox, the shadow and the merged state live in IndexedDB</w:t>
+      </w:r>
+    </w:p>
+    <w:p>
+      <w:r>
+        <w:rPr>
+          <w:b w:val="0"/>
+        </w:rPr>
+        <w:t xml:space="preserve">   (</w:t>
+      </w:r>
+      <w:r>
+        <w:rPr>
+          <w:rFonts w:ascii="Consolas" w:hAnsi="Consolas"/>
+          <w:b w:val="0"/>
+        </w:rPr>
+        <w:t>salesteam-team</w:t>
+      </w:r>
+      <w:r>
+        <w:rPr>
+          <w:b w:val="0"/>
+        </w:rPr>
+        <w:t xml:space="preserve">), saved in one transaction, not in </w:t>
+      </w:r>
+      <w:r>
+        <w:rPr>
+          <w:rFonts w:ascii="Consolas" w:hAnsi="Consolas"/>
+          <w:b w:val="0"/>
+        </w:rPr>
+        <w:t>chrome.storage.local</w:t>
+      </w:r>
+      <w:r>
+        <w:rPr>
+          <w:b w:val="0"/>
+        </w:rPr>
+        <w:t xml:space="preserve"> — the merged state is several MB</w:t>
+      </w:r>
+    </w:p>
+    <w:p>
+      <w:r>
+        <w:rPr>
+          <w:b w:val="0"/>
+        </w:rPr>
+        <w:t xml:space="preserve">   and must not wake every page's </w:t>
+      </w:r>
+      <w:r>
+        <w:rPr>
+          <w:rFonts w:ascii="Consolas" w:hAnsi="Consolas"/>
+          <w:b w:val="0"/>
+        </w:rPr>
+        <w:t>onChanged</w:t>
+      </w:r>
+      <w:r>
+        <w:rPr>
+          <w:b w:val="0"/>
+        </w:rPr>
+        <w:t xml:space="preserve"> listener.</w:t>
       </w:r>
     </w:p>
     <w:p>
@@ -3445,7 +4294,7 @@
         <w:rPr>
           <w:b w:val="0"/>
         </w:rPr>
-        <w:t>5.4 Cost of the comparison *[measure in step 2]*</w:t>
+        <w:t>5.4 Cost of the comparison *[measured in step 2 — see 2.7: no fallback needed]*</w:t>
       </w:r>
     </w:p>
     <w:p>
@@ -5089,7 +5938,7 @@
               <w:rPr>
                 <w:b w:val="0"/>
               </w:rPr>
-              <w:t>1.2.1.4</w:t>
+              <w:t>1.2.1.4 (message-routing fix: 1.2.1.5)</w:t>
             </w:r>
           </w:p>
         </w:tc>
@@ -5133,7 +5982,7 @@
               <w:rPr>
                 <w:b w:val="0"/>
               </w:rPr>
-              <w:t>1.2.1.5</w:t>
+              <w:t>1.2.1.6</w:t>
             </w:r>
           </w:p>
         </w:tc>
@@ -5177,7 +6026,7 @@
               <w:rPr>
                 <w:b w:val="0"/>
               </w:rPr>
-              <w:t>1.2.1.6</w:t>
+              <w:t>1.2.1.7</w:t>
             </w:r>
           </w:p>
         </w:tc>
@@ -5221,7 +6070,7 @@
               <w:rPr>
                 <w:b w:val="0"/>
               </w:rPr>
-              <w:t>1.2.1.7</w:t>
+              <w:t>1.2.1.8</w:t>
             </w:r>
           </w:p>
         </w:tc>
@@ -5265,7 +6114,7 @@
               <w:rPr>
                 <w:b w:val="0"/>
               </w:rPr>
-              <w:t>1.2.1.8</w:t>
+              <w:t>1.2.1.9</w:t>
             </w:r>
           </w:p>
         </w:tc>

--- a/TEAM_USE_DESIGN.docx
+++ b/TEAM_USE_DESIGN.docx
@@ -1828,6 +1828,387 @@
           <w:b w:val="0"/>
         </w:rPr>
         <w:t xml:space="preserve">  colleagues and measurements, unclassified storage keys. Settings &gt; Team replaces it in step 3.</w:t>
+      </w:r>
+    </w:p>
+    <w:p>
+      <w:pPr>
+        <w:pStyle w:val="Heading3"/>
+      </w:pPr>
+      <w:r>
+        <w:rPr>
+          <w:b w:val="0"/>
+        </w:rPr>
+        <w:t>2.8 Step 3 as built (1.2.1.6, 2026-10-04)</w:t>
+      </w:r>
+    </w:p>
+    <w:p>
+      <w:pPr>
+        <w:pStyle w:val="ListBullet"/>
+      </w:pPr>
+      <w:r>
+        <w:rPr>
+          <w:b/>
+        </w:rPr>
+        <w:t>Settings &gt; Team</w:t>
+      </w:r>
+      <w:r>
+        <w:rPr>
+          <w:b w:val="0"/>
+        </w:rPr>
+        <w:t xml:space="preserve"> (</w:t>
+      </w:r>
+      <w:r>
+        <w:rPr>
+          <w:rFonts w:ascii="Consolas" w:hAnsi="Consolas"/>
+          <w:b w:val="0"/>
+        </w:rPr>
+        <w:t>team-ui.js</w:t>
+      </w:r>
+      <w:r>
+        <w:rPr>
+          <w:b w:val="0"/>
+        </w:rPr>
+        <w:t xml:space="preserve">, card in </w:t>
+      </w:r>
+      <w:r>
+        <w:rPr>
+          <w:rFonts w:ascii="Consolas" w:hAnsi="Consolas"/>
+          <w:b w:val="0"/>
+        </w:rPr>
+        <w:t>settings.html</w:t>
+      </w:r>
+      <w:r>
+        <w:rPr>
+          <w:b w:val="0"/>
+        </w:rPr>
+        <w:t>, menu item "Team" with an "N online" badge): *Create a</w:t>
+      </w:r>
+    </w:p>
+    <w:p>
+      <w:r>
+        <w:rPr>
+          <w:b w:val="0"/>
+        </w:rPr>
+        <w:t xml:space="preserve">  team…* and *Join a team…*, each with numbered click-by-click instructions (OneDrive folder, "Always keep on this</w:t>
+      </w:r>
+    </w:p>
+    <w:p>
+      <w:r>
+        <w:rPr>
+          <w:b w:val="0"/>
+        </w:rPr>
+        <w:t xml:space="preserve">  device", sharing, and </w:t>
+      </w:r>
+      <w:r>
+        <w:rPr>
+          <w:b/>
+        </w:rPr>
+        <w:t>"Allow on every visit"</w:t>
+      </w:r>
+      <w:r>
+        <w:rPr>
+          <w:b w:val="0"/>
+        </w:rPr>
+        <w:t xml:space="preserve"> in Chrome's dialog — 2.6). The picked folder is checked before</w:t>
+      </w:r>
+    </w:p>
+    <w:p>
+      <w:r>
+        <w:rPr>
+          <w:b w:val="0"/>
+        </w:rPr>
+        <w:t xml:space="preserve">  anything is saved (create: empty; join: </w:t>
+      </w:r>
+      <w:r>
+        <w:rPr>
+          <w:rFonts w:ascii="Consolas" w:hAnsi="Consolas"/>
+          <w:b w:val="0"/>
+        </w:rPr>
+        <w:t>team.json</w:t>
+      </w:r>
+      <w:r>
+        <w:rPr>
+          <w:b w:val="0"/>
+        </w:rPr>
+        <w:t xml:space="preserve"> present and readable) and stored only when the action runs.</w:t>
+      </w:r>
+    </w:p>
+    <w:p>
+      <w:r>
+        <w:rPr>
+          <w:b w:val="0"/>
+        </w:rPr>
+        <w:t xml:space="preserve">  Then a full backup, then create / join. In a team: who you are and your role, the folder (connected / Reconnect /</w:t>
+      </w:r>
+    </w:p>
+    <w:p>
+      <w:r>
+        <w:rPr>
+          <w:b w:val="0"/>
+        </w:rPr>
+        <w:t xml:space="preserve">  pick again — must be the same team), what waits to be written, last written / read, the last problem, members with</w:t>
+      </w:r>
+    </w:p>
+    <w:p>
+      <w:r>
+        <w:rPr>
+          <w:b w:val="0"/>
+        </w:rPr>
+        <w:t xml:space="preserve">  role, last seen and "online" (anything written in the last 3 minutes), *Sync now*, *Leave the team…*.</w:t>
+      </w:r>
+    </w:p>
+    <w:p>
+      <w:pPr>
+        <w:pStyle w:val="ListBullet"/>
+      </w:pPr>
+      <w:r>
+        <w:rPr>
+          <w:b/>
+        </w:rPr>
+        <w:t>Join</w:t>
+      </w:r>
+      <w:r>
+        <w:rPr>
+          <w:b w:val="0"/>
+        </w:rPr>
+        <w:t xml:space="preserve"> marks the Setup as done (</w:t>
+      </w:r>
+      <w:r>
+        <w:rPr>
+          <w:rFonts w:ascii="Consolas" w:hAnsi="Consolas"/>
+          <w:b w:val="0"/>
+        </w:rPr>
+        <w:t>onboardingCompletedAt</w:t>
+      </w:r>
+      <w:r>
+        <w:rPr>
+          <w:b w:val="0"/>
+        </w:rPr>
+        <w:t>): the seller setup came with the team. Afterwards the member</w:t>
+      </w:r>
+    </w:p>
+    <w:p>
+      <w:r>
+        <w:rPr>
+          <w:b w:val="0"/>
+        </w:rPr>
+        <w:t xml:space="preserve">  is told what is still personal to fill in (API key, User Profile). Join refuses while automatic preparation is running</w:t>
+      </w:r>
+    </w:p>
+    <w:p>
+      <w:r>
+        <w:rPr>
+          <w:b w:val="0"/>
+        </w:rPr>
+        <w:t xml:space="preserve">  ("Pause for today" first).</w:t>
+      </w:r>
+    </w:p>
+    <w:p>
+      <w:pPr>
+        <w:pStyle w:val="ListBullet"/>
+      </w:pPr>
+      <w:r>
+        <w:rPr>
+          <w:b/>
+        </w:rPr>
+        <w:t>Leave</w:t>
+      </w:r>
+      <w:r>
+        <w:rPr>
+          <w:b w:val="0"/>
+        </w:rPr>
+        <w:t xml:space="preserve"> also forgets the folder on this PC.</w:t>
+      </w:r>
+    </w:p>
+    <w:p>
+      <w:pPr>
+        <w:pStyle w:val="ListBullet"/>
+      </w:pPr>
+      <w:r>
+        <w:rPr>
+          <w:b/>
+        </w:rPr>
+        <w:t>Top bar</w:t>
+      </w:r>
+      <w:r>
+        <w:rPr>
+          <w:b w:val="0"/>
+        </w:rPr>
+        <w:t xml:space="preserve"> (</w:t>
+      </w:r>
+      <w:r>
+        <w:rPr>
+          <w:rFonts w:ascii="Consolas" w:hAnsi="Consolas"/>
+          <w:b w:val="0"/>
+        </w:rPr>
+        <w:t>initTeamBar</w:t>
+      </w:r>
+      <w:r>
+        <w:rPr>
+          <w:b w:val="0"/>
+        </w:rPr>
+        <w:t>, on every page): only when something needs doing — "Click to reconnect to the team folder"</w:t>
+      </w:r>
+    </w:p>
+    <w:p>
+      <w:r>
+        <w:rPr>
+          <w:b w:val="0"/>
+        </w:rPr>
+        <w:t xml:space="preserve">  (button *Reconnect*), "SalesTeam cannot use the team folder … pick it again" (permission denied / no folder), or "Not in</w:t>
+      </w:r>
+    </w:p>
+    <w:p>
+      <w:r>
+        <w:rPr>
+          <w:b w:val="0"/>
+        </w:rPr>
+        <w:t xml:space="preserve">  sync" (button *Try again*). The status bar gained </w:t>
+      </w:r>
+      <w:r>
+        <w:rPr>
+          <w:b/>
+        </w:rPr>
+        <w:t>priority</w:t>
+      </w:r>
+      <w:r>
+        <w:rPr>
+          <w:b w:val="0"/>
+        </w:rPr>
+        <w:t xml:space="preserve"> messages so these stay above the pipeline's line. A</w:t>
+      </w:r>
+    </w:p>
+    <w:p>
+      <w:r>
+        <w:rPr>
+          <w:b w:val="0"/>
+        </w:rPr>
+        <w:t xml:space="preserve">  healthy team shows nothing in the bar (the "online" count is on the menu item) — the bar stays the pipeline's.</w:t>
+      </w:r>
+    </w:p>
+    <w:p>
+      <w:pPr>
+        <w:pStyle w:val="ListBullet"/>
+      </w:pPr>
+      <w:r>
+        <w:rPr>
+          <w:b/>
+        </w:rPr>
+        <w:t>"Not in sync" is judged from this PC's side only:</w:t>
+      </w:r>
+      <w:r>
+        <w:rPr>
+          <w:b w:val="0"/>
+        </w:rPr>
+        <w:t xml:space="preserve"> folder rounds failing for 2 minutes. *Deviation from 8.4:* the</w:t>
+      </w:r>
+    </w:p>
+    <w:p>
+      <w:r>
+        <w:rPr>
+          <w:b w:val="0"/>
+        </w:rPr>
+        <w:t xml:space="preserve">  colleague-silence rule ("no news for 10 minutes while their heartbeats said they were active") cannot tell a paused</w:t>
+      </w:r>
+    </w:p>
+    <w:p>
+      <w:r>
+        <w:rPr>
+          <w:b w:val="0"/>
+        </w:rPr>
+        <w:t xml:space="preserve">  OneDrive from a colleague who closed the laptop lid or quit Chrome — none of these leaves a sign-off — and a false</w:t>
+      </w:r>
+    </w:p>
+    <w:p>
+      <w:r>
+        <w:rPr>
+          <w:b w:val="0"/>
+        </w:rPr>
+        <w:t xml:space="preserve">  "not in sync" would block work. Colleagues' silence is shown as their "last seen" instead. Blocking edits while not in</w:t>
+      </w:r>
+    </w:p>
+    <w:p>
+      <w:r>
+        <w:rPr>
+          <w:b w:val="0"/>
+        </w:rPr>
+        <w:t xml:space="preserve">  sync comes with the claims in step 4, where it matters (6.6).</w:t>
+      </w:r>
+    </w:p>
+    <w:p>
+      <w:pPr>
+        <w:pStyle w:val="ListBullet"/>
+      </w:pPr>
+      <w:r>
+        <w:rPr>
+          <w:b/>
+        </w:rPr>
+        <w:t>Backups and restore:</w:t>
+      </w:r>
+      <w:r>
+        <w:rPr>
+          <w:b w:val="0"/>
+        </w:rPr>
+        <w:t xml:space="preserve"> </w:t>
+      </w:r>
+      <w:r>
+        <w:rPr>
+          <w:rFonts w:ascii="Consolas" w:hAnsi="Consolas"/>
+          <w:b w:val="0"/>
+        </w:rPr>
+        <w:t>teamMembership</w:t>
+      </w:r>
+      <w:r>
+        <w:rPr>
+          <w:b w:val="0"/>
+        </w:rPr>
+        <w:t xml:space="preserve"> is no longer written into backups (it belongs with the sync state in</w:t>
+      </w:r>
+    </w:p>
+    <w:p>
+      <w:r>
+        <w:rPr>
+          <w:b w:val="0"/>
+        </w:rPr>
+        <w:t xml:space="preserve">  IndexedDB and the folder permission). A restore while in a team asks first — what it puts back is sent to every</w:t>
+      </w:r>
+    </w:p>
+    <w:p>
+      <w:r>
+        <w:rPr>
+          <w:b w:val="0"/>
+        </w:rPr>
+        <w:t xml:space="preserve">  colleague.</w:t>
+      </w:r>
+    </w:p>
+    <w:p>
+      <w:pPr>
+        <w:pStyle w:val="ListBullet"/>
+      </w:pPr>
+      <w:r>
+        <w:rPr>
+          <w:b/>
+        </w:rPr>
+        <w:t>Tests:</w:t>
+      </w:r>
+      <w:r>
+        <w:rPr>
+          <w:b w:val="0"/>
+        </w:rPr>
+        <w:t xml:space="preserve"> </w:t>
+      </w:r>
+      <w:r>
+        <w:rPr>
+          <w:rFonts w:ascii="Consolas" w:hAnsi="Consolas"/>
+          <w:b w:val="0"/>
+        </w:rPr>
+        <w:t>test_team_sync.py</w:t>
+      </w:r>
+      <w:r>
+        <w:rPr>
+          <w:b w:val="0"/>
+        </w:rPr>
+        <w:t xml:space="preserve"> 45 checks (+ roles, online, join marks Setup done, leave).</w:t>
       </w:r>
     </w:p>
     <w:p>
@@ -5225,6 +5606,14 @@
       </w:r>
     </w:p>
     <w:p>
+      <w:r>
+        <w:rPr>
+          <w:b w:val="0"/>
+        </w:rPr>
+        <w:t>*As built in step 3 (2.8): judged from this PC's folder rounds only; colleagues' silence is shown as "last seen".*</w:t>
+      </w:r>
+    </w:p>
+    <w:p>
       <w:pPr>
         <w:pStyle w:val="Heading2"/>
       </w:pPr>
@@ -5968,7 +6357,7 @@
               <w:rPr>
                 <w:b w:val="0"/>
               </w:rPr>
-              <w:t>Create / join / leave, Settings &gt; Team, backups, top-bar states, reconnect, not-in-sync</w:t>
+              <w:t>Create / join / leave, Settings &gt; Team, backups, top-bar states, reconnect, not-in-sync (as built: 2.8)</w:t>
             </w:r>
           </w:p>
         </w:tc>

--- a/TEAM_USE_DESIGN.docx
+++ b/TEAM_USE_DESIGN.docx
@@ -2209,6 +2209,621 @@
           <w:b w:val="0"/>
         </w:rPr>
         <w:t xml:space="preserve"> 45 checks (+ roles, online, join marks Setup done, leave).</w:t>
+      </w:r>
+    </w:p>
+    <w:p>
+      <w:pPr>
+        <w:pStyle w:val="Heading3"/>
+      </w:pPr>
+      <w:r>
+        <w:rPr>
+          <w:b w:val="0"/>
+        </w:rPr>
+        <w:t>2.9 Step 4 as built (1.2.1.7, 2026-10-05)</w:t>
+      </w:r>
+    </w:p>
+    <w:p>
+      <w:pPr>
+        <w:pStyle w:val="ListBullet"/>
+      </w:pPr>
+      <w:r>
+        <w:rPr>
+          <w:b/>
+        </w:rPr>
+        <w:t>Claims are named by company key</w:t>
+      </w:r>
+      <w:r>
+        <w:rPr>
+          <w:b w:val="0"/>
+        </w:rPr>
+        <w:t xml:space="preserve"> (the normalised company name), </w:t>
+      </w:r>
+      <w:r>
+        <w:rPr>
+          <w:rFonts w:ascii="Consolas" w:hAnsi="Consolas"/>
+          <w:b w:val="0"/>
+        </w:rPr>
+        <w:t>account|@&lt;key&gt;</w:t>
+      </w:r>
+      <w:r>
+        <w:rPr>
+          <w:b w:val="0"/>
+        </w:rPr>
+        <w:t xml:space="preserve"> — *deviation from 4.1's bare</w:t>
+      </w:r>
+    </w:p>
+    <w:p>
+      <w:r>
+        <w:rPr>
+          <w:b w:val="0"/>
+        </w:rPr>
+        <w:t xml:space="preserve">  </w:t>
+      </w:r>
+      <w:r>
+        <w:rPr>
+          <w:rFonts w:ascii="Consolas" w:hAnsi="Consolas"/>
+          <w:b w:val="0"/>
+        </w:rPr>
+        <w:t>companyId</w:t>
+      </w:r>
+      <w:r>
+        <w:rPr>
+          <w:b w:val="0"/>
+        </w:rPr>
+        <w:t xml:space="preserve">*. Every local home already resolves to the key without a join: </w:t>
+      </w:r>
+      <w:r>
+        <w:rPr>
+          <w:rFonts w:ascii="Consolas" w:hAnsi="Consolas"/>
+          <w:b w:val="0"/>
+        </w:rPr>
+        <w:t>ta:</w:t>
+      </w:r>
+      <w:r>
+        <w:rPr>
+          <w:b w:val="0"/>
+        </w:rPr>
+        <w:t>/</w:t>
+      </w:r>
+      <w:r>
+        <w:rPr>
+          <w:rFonts w:ascii="Consolas" w:hAnsi="Consolas"/>
+          <w:b w:val="0"/>
+        </w:rPr>
+        <w:t>x:</w:t>
+      </w:r>
+      <w:r>
+        <w:rPr>
+          <w:b w:val="0"/>
+        </w:rPr>
+        <w:t xml:space="preserve"> rows carry it in their id, a</w:t>
+      </w:r>
+    </w:p>
+    <w:p>
+      <w:r>
+        <w:rPr>
+          <w:b w:val="0"/>
+        </w:rPr>
+        <w:t xml:space="preserve">  contact's extras key begins with it, a workbook row has its company name (a workbook contact without one: its</w:t>
+      </w:r>
+    </w:p>
+    <w:p>
+      <w:r>
+        <w:rPr>
+          <w:b w:val="0"/>
+        </w:rPr>
+        <w:t xml:space="preserve">  company row). The account page and the pipeline both work by that key. Leads and settings belong to no claim.</w:t>
+      </w:r>
+    </w:p>
+    <w:p>
+      <w:r>
+        <w:rPr>
+          <w:b w:val="0"/>
+        </w:rPr>
+        <w:t xml:space="preserve">  Pure helpers in the new </w:t>
+      </w:r>
+      <w:r>
+        <w:rPr>
+          <w:rFonts w:ascii="Consolas" w:hAnsi="Consolas"/>
+          <w:b w:val="0"/>
+        </w:rPr>
+        <w:t>team-claims.js</w:t>
+      </w:r>
+      <w:r>
+        <w:rPr>
+          <w:b w:val="0"/>
+        </w:rPr>
+        <w:t>: which account a change belongs to, and the claim state as one member sees</w:t>
+      </w:r>
+    </w:p>
+    <w:p>
+      <w:r>
+        <w:rPr>
+          <w:b w:val="0"/>
+        </w:rPr>
+        <w:t xml:space="preserve">  it — *free*, *checking*, *mine* (confirmed), *other* (a colleague holds it), *lost* (a colleague claimed first).</w:t>
+      </w:r>
+    </w:p>
+    <w:p>
+      <w:pPr>
+        <w:pStyle w:val="ListBullet"/>
+      </w:pPr>
+      <w:r>
+        <w:rPr>
+          <w:b/>
+        </w:rPr>
+        <w:t>Held edits (6.1, 6.3):</w:t>
+      </w:r>
+      <w:r>
+        <w:rPr>
+          <w:b w:val="0"/>
+        </w:rPr>
+        <w:t xml:space="preserve"> while my claim is *checking*, my changes to that account's account and contact rows are</w:t>
+      </w:r>
+    </w:p>
+    <w:p>
+      <w:r>
+        <w:rPr>
+          <w:b w:val="0"/>
+        </w:rPr>
+        <w:t xml:space="preserve">  applied on my PC but kept out of the change files. Confirmed → they go out at once. Lost → they are taken back out</w:t>
+      </w:r>
+    </w:p>
+    <w:p>
+      <w:r>
+        <w:rPr>
+          <w:b w:val="0"/>
+        </w:rPr>
+        <w:t xml:space="preserve">  of the merged state (</w:t>
+      </w:r>
+      <w:r>
+        <w:rPr>
+          <w:rFonts w:ascii="Consolas" w:hAnsi="Consolas"/>
+          <w:b w:val="0"/>
+        </w:rPr>
+        <w:t>retractChanges</w:t>
+      </w:r>
+      <w:r>
+        <w:rPr>
+          <w:b w:val="0"/>
+        </w:rPr>
+        <w:t xml:space="preserve"> in </w:t>
+      </w:r>
+      <w:r>
+        <w:rPr>
+          <w:rFonts w:ascii="Consolas" w:hAnsi="Consolas"/>
+          <w:b w:val="0"/>
+        </w:rPr>
+        <w:t>team-merge.js</w:t>
+      </w:r>
+      <w:r>
+        <w:rPr>
+          <w:b w:val="0"/>
+        </w:rPr>
+        <w:t>: each field goes back to the later of its value before the</w:t>
+      </w:r>
+    </w:p>
+    <w:p>
+      <w:r>
+        <w:rPr>
+          <w:b w:val="0"/>
+        </w:rPr>
+        <w:t xml:space="preserve">  held edits and any colleague value they overwrote; a colleague's later change is untouched), the rows on my PC get</w:t>
+      </w:r>
+    </w:p>
+    <w:p>
+      <w:r>
+        <w:rPr>
+          <w:b w:val="0"/>
+        </w:rPr>
+        <w:t xml:space="preserve">  the winner's values again, and the edits are </w:t>
+      </w:r>
+      <w:r>
+        <w:rPr>
+          <w:b/>
+        </w:rPr>
+        <w:t>kept aside</w:t>
+      </w:r>
+      <w:r>
+        <w:rPr>
+          <w:b w:val="0"/>
+        </w:rPr>
+        <w:t xml:space="preserve">. My lost claim is withdrawn (a </w:t>
+      </w:r>
+      <w:r>
+        <w:rPr>
+          <w:rFonts w:ascii="Consolas" w:hAnsi="Consolas"/>
+          <w:b w:val="0"/>
+        </w:rPr>
+        <w:t>release</w:t>
+      </w:r>
+      <w:r>
+        <w:rPr>
+          <w:b w:val="0"/>
+        </w:rPr>
+        <w:t>), so it cannot</w:t>
+      </w:r>
+    </w:p>
+    <w:p>
+      <w:r>
+        <w:rPr>
+          <w:b w:val="0"/>
+        </w:rPr>
+        <w:t xml:space="preserve">  become the holder when the winner is done. Held and kept-aside edits live in IndexedDB with the rest of the sync</w:t>
+      </w:r>
+    </w:p>
+    <w:p>
+      <w:r>
+        <w:rPr>
+          <w:b w:val="0"/>
+        </w:rPr>
+        <w:t xml:space="preserve">  state — a reload loses nothing.</w:t>
+      </w:r>
+    </w:p>
+    <w:p>
+      <w:pPr>
+        <w:pStyle w:val="ListBullet"/>
+      </w:pPr>
+      <w:r>
+        <w:rPr>
+          <w:b/>
+        </w:rPr>
+        <w:t>Confirmation is fast:</w:t>
+      </w:r>
+      <w:r>
+        <w:rPr>
+          <w:b w:val="0"/>
+        </w:rPr>
+        <w:t xml:space="preserve"> a member that reads a colleague's claim writes its heartbeat at once (an "ack"), and the</w:t>
+      </w:r>
+    </w:p>
+    <w:p>
+      <w:r>
+        <w:rPr>
+          <w:b w:val="0"/>
+        </w:rPr>
+        <w:t xml:space="preserve">  heartbeat carries the member's clock stamp — that clock has seen every claim the member had read, so it proves</w:t>
+      </w:r>
+    </w:p>
+    <w:p>
+      <w:r>
+        <w:rPr>
+          <w:b w:val="0"/>
+        </w:rPr>
+        <w:t xml:space="preserve">  "nothing earlier from me" even if the two PCs' clocks differ. While a claim of mine is checking, the folder is read</w:t>
+      </w:r>
+    </w:p>
+    <w:p>
+      <w:r>
+        <w:rPr>
+          <w:b w:val="0"/>
+        </w:rPr>
+        <w:t xml:space="preserve">  every 5 s instead of 15 s. With no colleague active (seen in the last 10 minutes, D5) a claim is confirmed at once.</w:t>
+      </w:r>
+    </w:p>
+    <w:p>
+      <w:pPr>
+        <w:pStyle w:val="ListBullet"/>
+      </w:pPr>
+      <w:r>
+        <w:rPr>
+          <w:b/>
+        </w:rPr>
+        <w:t>Account and contact pages</w:t>
+      </w:r>
+      <w:r>
+        <w:rPr>
+          <w:b w:val="0"/>
+        </w:rPr>
+        <w:t xml:space="preserve"> (</w:t>
+      </w:r>
+      <w:r>
+        <w:rPr>
+          <w:rFonts w:ascii="Consolas" w:hAnsi="Consolas"/>
+          <w:b w:val="0"/>
+        </w:rPr>
+        <w:t>team-claims-ui.js</w:t>
+      </w:r>
+      <w:r>
+        <w:rPr>
+          <w:b w:val="0"/>
+        </w:rPr>
+        <w:t>): the first touch of an editable control (the overview, the ⋮</w:t>
+      </w:r>
+    </w:p>
+    <w:p>
+      <w:r>
+        <w:rPr>
+          <w:b w:val="0"/>
+        </w:rPr>
+        <w:t xml:space="preserve">  menu, the contacts list, the web research card) claims the account; renewed at most once a minute while the member</w:t>
+      </w:r>
+    </w:p>
+    <w:p>
+      <w:r>
+        <w:rPr>
+          <w:b w:val="0"/>
+        </w:rPr>
+        <w:t xml:space="preserve">  works; released when the page shows something else (a claim also runs out after 5 idle minutes, R3.4). A strong</w:t>
+      </w:r>
+    </w:p>
+    <w:p>
+      <w:r>
+        <w:rPr>
+          <w:b w:val="0"/>
+        </w:rPr>
+        <w:t xml:space="preserve">  notice under the title shows what the team sees: "Anna is updating this account (since 09:41)" — the editable parts</w:t>
+      </w:r>
+    </w:p>
+    <w:p>
+      <w:r>
+        <w:rPr>
+          <w:b w:val="0"/>
+        </w:rPr>
+        <w:t xml:space="preserve">  then take no clicks or focus, links still work (reading is never blocked); "Checking with the team…"; a lost claim</w:t>
+      </w:r>
+    </w:p>
+    <w:p>
+      <w:r>
+        <w:rPr>
+          <w:b w:val="0"/>
+        </w:rPr>
+        <w:t xml:space="preserve">  with "your N changes were kept aside" and </w:t>
+      </w:r>
+      <w:r>
+        <w:rPr>
+          <w:b/>
+        </w:rPr>
+        <w:t>Apply my changes now</w:t>
+      </w:r>
+      <w:r>
+        <w:rPr>
+          <w:b w:val="0"/>
+        </w:rPr>
+        <w:t xml:space="preserve"> (possible once the account is free — stamped</w:t>
+      </w:r>
+    </w:p>
+    <w:p>
+      <w:r>
+        <w:rPr>
+          <w:b w:val="0"/>
+        </w:rPr>
+        <w:t xml:space="preserve">  anew under a new claim) / </w:t>
+      </w:r>
+      <w:r>
+        <w:rPr>
+          <w:b/>
+        </w:rPr>
+        <w:t>Discard them</w:t>
+      </w:r>
+      <w:r>
+        <w:rPr>
+          <w:b w:val="0"/>
+        </w:rPr>
+        <w:t xml:space="preserve">; and </w:t>
+      </w:r>
+      <w:r>
+        <w:rPr>
+          <w:b/>
+        </w:rPr>
+        <w:t>not in sync / folder not connected</w:t>
+      </w:r>
+      <w:r>
+        <w:rPr>
+          <w:b w:val="0"/>
+        </w:rPr>
+        <w:t>: changes blocked (R3.8, 6.6).</w:t>
+      </w:r>
+    </w:p>
+    <w:p>
+      <w:r>
+        <w:rPr>
+          <w:b w:val="0"/>
+        </w:rPr>
+        <w:t xml:space="preserve">  A contact's claim is its account's.</w:t>
+      </w:r>
+    </w:p>
+    <w:p>
+      <w:pPr>
+        <w:pStyle w:val="ListBullet"/>
+      </w:pPr>
+      <w:r>
+        <w:rPr>
+          <w:b/>
+        </w:rPr>
+        <w:t>Pipeline and web lane (6.5):</w:t>
+      </w:r>
+      <w:r>
+        <w:rPr>
+          <w:b w:val="0"/>
+        </w:rPr>
+        <w:t xml:space="preserve"> each round asks the gate — not connected or not in sync: the run stops ("team</w:t>
+      </w:r>
+    </w:p>
+    <w:p>
+      <w:r>
+        <w:rPr>
+          <w:b w:val="0"/>
+        </w:rPr>
+        <w:t xml:space="preserve">  folder not connected"; in a team, automatic work runs only while colleagues can see what it works on). Otherwise it</w:t>
+      </w:r>
+    </w:p>
+    <w:p>
+      <w:r>
+        <w:rPr>
+          <w:b w:val="0"/>
+        </w:rPr>
+        <w:t xml:space="preserve">  works only accounts no colleague holds and that fall in this member's rendezvous share of the members active now.</w:t>
+      </w:r>
+    </w:p>
+    <w:p>
+      <w:r>
+        <w:rPr>
+          <w:b w:val="0"/>
+        </w:rPr>
+        <w:t xml:space="preserve">  It claims an account before starting on it and renews the claim every minute; it does </w:t>
+      </w:r>
+      <w:r>
+        <w:rPr>
+          <w:b/>
+        </w:rPr>
+        <w:t>not</w:t>
+      </w:r>
+      <w:r>
+        <w:rPr>
+          <w:b w:val="0"/>
+        </w:rPr>
+        <w:t xml:space="preserve"> wait for the</w:t>
+      </w:r>
+    </w:p>
+    <w:p>
+      <w:r>
+        <w:rPr>
+          <w:b w:val="0"/>
+        </w:rPr>
+        <w:t xml:space="preserve">  confirmation — its writes are held like anyone's, so a lost race costs at most the research (~US$0.08), never data.</w:t>
+      </w:r>
+    </w:p>
+    <w:p>
+      <w:r>
+        <w:rPr>
+          <w:b w:val="0"/>
+        </w:rPr>
+        <w:t xml:space="preserve">  Released when done. The web lane filters its list the same way and claims each account before researching it.</w:t>
+      </w:r>
+    </w:p>
+    <w:p>
+      <w:pPr>
+        <w:pStyle w:val="ListBullet"/>
+      </w:pPr>
+      <w:r>
+        <w:rPr>
+          <w:b/>
+        </w:rPr>
+        <w:t>Rendezvous hash fixed:</w:t>
+      </w:r>
+      <w:r>
+        <w:rPr>
+          <w:b w:val="0"/>
+        </w:rPr>
+        <w:t xml:space="preserve"> FNV-1a alone ordered two members almost identically for every account — two real ids</w:t>
+      </w:r>
+    </w:p>
+    <w:p>
+      <w:r>
+        <w:rPr>
+          <w:b w:val="0"/>
+        </w:rPr>
+        <w:t xml:space="preserve">  made in the same session split 40 accounts 40:0. A murmur3 finaliser on the score fixed it (19:21 in the test).</w:t>
+      </w:r>
+    </w:p>
+    <w:p>
+      <w:pPr>
+        <w:pStyle w:val="ListBullet"/>
+      </w:pPr>
+      <w:r>
+        <w:rPr>
+          <w:b/>
+        </w:rPr>
+        <w:t>Not yet (step 5):</w:t>
+      </w:r>
+      <w:r>
+        <w:rPr>
+          <w:b w:val="0"/>
+        </w:rPr>
+        <w:t xml:space="preserve"> the Target Accounts list's row actions, bulk edit, the Leads Dashboard and the user-started</w:t>
+      </w:r>
+    </w:p>
+    <w:p>
+      <w:r>
+        <w:rPr>
+          <w:b w:val="0"/>
+        </w:rPr>
+        <w:t xml:space="preserve">  bulk research do not ask for claims yet; they get the off-limits checks together with assignments.</w:t>
+      </w:r>
+    </w:p>
+    <w:p>
+      <w:pPr>
+        <w:pStyle w:val="ListBullet"/>
+      </w:pPr>
+      <w:r>
+        <w:rPr>
+          <w:b/>
+        </w:rPr>
+        <w:t>Also:</w:t>
+      </w:r>
+      <w:r>
+        <w:rPr>
+          <w:b w:val="0"/>
+        </w:rPr>
+        <w:t xml:space="preserve"> the once-only "research your company website" offer in Settings is no longer shown to members (D3).</w:t>
+      </w:r>
+    </w:p>
+    <w:p>
+      <w:pPr>
+        <w:pStyle w:val="ListBullet"/>
+      </w:pPr>
+      <w:r>
+        <w:rPr>
+          <w:b/>
+        </w:rPr>
+        <w:t>Tests:</w:t>
+      </w:r>
+      <w:r>
+        <w:rPr>
+          <w:b w:val="0"/>
+        </w:rPr>
+        <w:t xml:space="preserve"> </w:t>
+      </w:r>
+      <w:r>
+        <w:rPr>
+          <w:rFonts w:ascii="Consolas" w:hAnsi="Consolas"/>
+          <w:b w:val="0"/>
+        </w:rPr>
+        <w:t>test_pure_modules.py</w:t>
+      </w:r>
+      <w:r>
+        <w:rPr>
+          <w:b w:val="0"/>
+        </w:rPr>
+        <w:t xml:space="preserve"> +24 (account key of every row kind, the five claim states, retracting held sets and</w:t>
+      </w:r>
+    </w:p>
+    <w:p>
+      <w:r>
+        <w:rPr>
+          <w:b w:val="0"/>
+        </w:rPr>
+        <w:t xml:space="preserve">  deletes, re-applying) = 592; </w:t>
+      </w:r>
+      <w:r>
+        <w:rPr>
+          <w:rFonts w:ascii="Consolas" w:hAnsi="Consolas"/>
+          <w:b w:val="0"/>
+        </w:rPr>
+        <w:t>test_team_sync.py</w:t>
+      </w:r>
+      <w:r>
+        <w:rPr>
+          <w:b w:val="0"/>
+        </w:rPr>
+        <w:t xml:space="preserve"> +30 = 75 (claim → held → ack → confirmed → sent; a two-member race</w:t>
+      </w:r>
+    </w:p>
+    <w:p>
+      <w:r>
+        <w:rPr>
+          <w:b w:val="0"/>
+        </w:rPr>
+        <w:t xml:space="preserve">  with kept-aside and apply after release; pipeline shares disjoint and covering; a held account refused to a</w:t>
+      </w:r>
+    </w:p>
+    <w:p>
+      <w:r>
+        <w:rPr>
+          <w:b w:val="0"/>
+        </w:rPr>
+        <w:t xml:space="preserve">  colleague's pipeline).</w:t>
       </w:r>
     </w:p>
     <w:p>
@@ -6401,7 +7016,7 @@
               <w:rPr>
                 <w:b w:val="0"/>
               </w:rPr>
-              <w:t>Claims in the UI and the pipeline (claim, confirm, held edits, lost-claim notice, shares)</w:t>
+              <w:t>Claims in the UI and the pipeline (claim, confirm, held edits, lost-claim notice, shares) (as built: 2.9)</w:t>
             </w:r>
           </w:p>
         </w:tc>

--- a/TEAM_USE_DESIGN.docx
+++ b/TEAM_USE_DESIGN.docx
@@ -2824,6 +2824,893 @@
           <w:b w:val="0"/>
         </w:rPr>
         <w:t xml:space="preserve">  colleague's pipeline).</w:t>
+      </w:r>
+    </w:p>
+    <w:p>
+      <w:pPr>
+        <w:pStyle w:val="Heading3"/>
+      </w:pPr>
+      <w:r>
+        <w:rPr>
+          <w:b w:val="0"/>
+        </w:rPr>
+        <w:t>2.11 Added to 5b by Boaz (2026-10-05): removing accounts</w:t>
+      </w:r>
+    </w:p>
+    <w:p>
+      <w:pPr>
+        <w:pStyle w:val="ListBullet"/>
+      </w:pPr>
+      <w:r>
+        <w:rPr>
+          <w:b/>
+        </w:rPr>
+        <w:t>Remove is admin-only in a team</w:t>
+      </w:r>
+      <w:r>
+        <w:rPr>
+          <w:b w:val="0"/>
+        </w:rPr>
+        <w:t xml:space="preserve"> - the row menu, the account page and bulk edit. (Removal is shared: it takes the</w:t>
+      </w:r>
+    </w:p>
+    <w:p>
+      <w:r>
+        <w:rPr>
+          <w:b w:val="0"/>
+        </w:rPr>
+        <w:t xml:space="preserve">  account off every member's list.) Not in a team: unchanged.</w:t>
+      </w:r>
+    </w:p>
+    <w:p>
+      <w:pPr>
+        <w:pStyle w:val="ListBullet"/>
+      </w:pPr>
+      <w:r>
+        <w:rPr>
+          <w:b/>
+        </w:rPr>
+        <w:t>Bulk edit:</w:t>
+      </w:r>
+      <w:r>
+        <w:rPr>
+          <w:b w:val="0"/>
+        </w:rPr>
+        <w:t xml:space="preserve"> the "Remove these N accounts from the list" checkbox moves into a collapsed </w:t>
+      </w:r>
+      <w:r>
+        <w:rPr>
+          <w:b/>
+        </w:rPr>
+        <w:t>Advanced</w:t>
+      </w:r>
+      <w:r>
+        <w:rPr>
+          <w:b w:val="0"/>
+        </w:rPr>
+        <w:t xml:space="preserve"> part of the</w:t>
+      </w:r>
+    </w:p>
+    <w:p>
+      <w:r>
+        <w:rPr>
+          <w:b w:val="0"/>
+        </w:rPr>
+        <w:t xml:space="preserve">  dialog (removing many rows at once is the dangerous one).</w:t>
+      </w:r>
+    </w:p>
+    <w:p>
+      <w:pPr>
+        <w:pStyle w:val="ListBullet"/>
+      </w:pPr>
+      <w:r>
+        <w:rPr>
+          <w:b/>
+        </w:rPr>
+        <w:t>Every removal stays a soft delete</w:t>
+      </w:r>
+      <w:r>
+        <w:rPr>
+          <w:b w:val="0"/>
+        </w:rPr>
+        <w:t xml:space="preserve"> (</w:t>
+      </w:r>
+      <w:r>
+        <w:rPr>
+          <w:rFonts w:ascii="Consolas" w:hAnsi="Consolas"/>
+          <w:b w:val="0"/>
+        </w:rPr>
+        <w:t>deletedAt</w:t>
+      </w:r>
+      <w:r>
+        <w:rPr>
+          <w:b w:val="0"/>
+        </w:rPr>
+        <w:t xml:space="preserve"> on the extras row - already true for Remove, bulk remove, undo of</w:t>
+      </w:r>
+    </w:p>
+    <w:p>
+      <w:r>
+        <w:rPr>
+          <w:b w:val="0"/>
+        </w:rPr>
+        <w:t xml:space="preserve">  a discovery run and merge).</w:t>
+      </w:r>
+    </w:p>
+    <w:p>
+      <w:pPr>
+        <w:pStyle w:val="ListBullet"/>
+      </w:pPr>
+      <w:r>
+        <w:rPr>
+          <w:b/>
+        </w:rPr>
+        <w:t>Removed accounts view:</w:t>
+      </w:r>
+      <w:r>
+        <w:rPr>
+          <w:b w:val="0"/>
+        </w:rPr>
+        <w:t xml:space="preserve"> lists every removed account with its </w:t>
+      </w:r>
+      <w:r>
+        <w:rPr>
+          <w:b/>
+        </w:rPr>
+        <w:t>removal date</w:t>
+      </w:r>
+      <w:r>
+        <w:rPr>
+          <w:b w:val="0"/>
+        </w:rPr>
+        <w:t xml:space="preserve"> (and, in a team, who removed it),</w:t>
+      </w:r>
+    </w:p>
+    <w:p>
+      <w:r>
+        <w:rPr>
+          <w:b w:val="0"/>
+        </w:rPr>
+        <w:t xml:space="preserve">  checkboxes, select-all, sortable by date, and a bulk </w:t>
+      </w:r>
+      <w:r>
+        <w:rPr>
+          <w:b/>
+        </w:rPr>
+        <w:t>Restore</w:t>
+      </w:r>
+      <w:r>
+        <w:rPr>
+          <w:b w:val="0"/>
+        </w:rPr>
+        <w:t xml:space="preserve"> - so a removal done on a given day can be undone</w:t>
+      </w:r>
+    </w:p>
+    <w:p>
+      <w:r>
+        <w:rPr>
+          <w:b w:val="0"/>
+        </w:rPr>
+        <w:t xml:space="preserve">  in one go. Team Admin only in a team; anyone when solo. Accounts removed by a *merge* are shown as "merged into X"</w:t>
+      </w:r>
+    </w:p>
+    <w:p>
+      <w:r>
+        <w:rPr>
+          <w:b w:val="0"/>
+        </w:rPr>
+        <w:t xml:space="preserve">  and restored only by undoing the merge, not here (restoring one alone would bring back a duplicate) - *agreed*.</w:t>
+      </w:r>
+    </w:p>
+    <w:p>
+      <w:pPr>
+        <w:pStyle w:val="ListBullet"/>
+      </w:pPr>
+      <w:r>
+        <w:rPr>
+          <w:b/>
+        </w:rPr>
+        <w:t>Contacts too</w:t>
+      </w:r>
+      <w:r>
+        <w:rPr>
+          <w:b w:val="0"/>
+        </w:rPr>
+        <w:t xml:space="preserve"> (agreed 2026-10-05): the view has an </w:t>
+      </w:r>
+      <w:r>
+        <w:rPr>
+          <w:b/>
+        </w:rPr>
+        <w:t>Accounts / Contacts</w:t>
+      </w:r>
+      <w:r>
+        <w:rPr>
+          <w:b w:val="0"/>
+        </w:rPr>
+        <w:t xml:space="preserve"> switch; removed contacts the same way</w:t>
+      </w:r>
+    </w:p>
+    <w:p>
+      <w:r>
+        <w:rPr>
+          <w:b w:val="0"/>
+        </w:rPr>
+        <w:t xml:space="preserve">  (date, who, checkboxes, bulk Restore), and Remove of a contact is admin-only in a team as well. A contact whose</w:t>
+      </w:r>
+    </w:p>
+    <w:p>
+      <w:r>
+        <w:rPr>
+          <w:b w:val="0"/>
+        </w:rPr>
+        <w:t xml:space="preserve">  account is itself removed is restored with a hint to restore the account too.</w:t>
+      </w:r>
+    </w:p>
+    <w:p>
+      <w:pPr>
+        <w:pStyle w:val="Heading3"/>
+      </w:pPr>
+      <w:r>
+        <w:rPr>
+          <w:b w:val="0"/>
+        </w:rPr>
+        <w:t>2.10 Step 5a as built (1.2.1.8, 2026-10-05)</w:t>
+      </w:r>
+    </w:p>
+    <w:p>
+      <w:pPr>
+        <w:pStyle w:val="ListBullet"/>
+      </w:pPr>
+      <w:r>
+        <w:rPr>
+          <w:b/>
+        </w:rPr>
+        <w:t>Step 5 split in two builds</w:t>
+      </w:r>
+      <w:r>
+        <w:rPr>
+          <w:b w:val="0"/>
+        </w:rPr>
+        <w:t xml:space="preserve"> so each is live-testable: 5a = assignments (this), 5b = team-wide check,</w:t>
+      </w:r>
+    </w:p>
+    <w:p>
+      <w:r>
+        <w:rPr>
+          <w:b w:val="0"/>
+        </w:rPr>
+        <w:t xml:space="preserve">  do-not-contact, outreach check (1.2.1.9). Step 6 moves to 1.2.1.10.</w:t>
+      </w:r>
+    </w:p>
+    <w:p>
+      <w:pPr>
+        <w:pStyle w:val="ListBullet"/>
+      </w:pPr>
+      <w:r>
+        <w:rPr>
+          <w:b/>
+        </w:rPr>
+        <w:t>Assignments</w:t>
+      </w:r>
+      <w:r>
+        <w:rPr>
+          <w:b w:val="0"/>
+        </w:rPr>
+        <w:t xml:space="preserve"> live on the claim's record (</w:t>
+      </w:r>
+      <w:r>
+        <w:rPr>
+          <w:rFonts w:ascii="Consolas" w:hAnsi="Consolas"/>
+          <w:b w:val="0"/>
+        </w:rPr>
+        <w:t>account|@&lt;company key&gt;</w:t>
+      </w:r>
+      <w:r>
+        <w:rPr>
+          <w:b w:val="0"/>
+        </w:rPr>
+        <w:t xml:space="preserve">). </w:t>
+      </w:r>
+      <w:r>
+        <w:rPr>
+          <w:rFonts w:ascii="Consolas" w:hAnsi="Consolas"/>
+          <w:b w:val="0"/>
+        </w:rPr>
+        <w:t>team-merge.js activeAssignments</w:t>
+      </w:r>
+      <w:r>
+        <w:rPr>
+          <w:b w:val="0"/>
+        </w:rPr>
+        <w:t xml:space="preserve"> lists the</w:t>
+      </w:r>
+    </w:p>
+    <w:p>
+      <w:r>
+        <w:rPr>
+          <w:b w:val="0"/>
+        </w:rPr>
+        <w:t xml:space="preserve">  active ones, earliest first; </w:t>
+      </w:r>
+      <w:r>
+        <w:rPr>
+          <w:rFonts w:ascii="Consolas" w:hAnsi="Consolas"/>
+          <w:b w:val="0"/>
+        </w:rPr>
+        <w:t>team-claims.js assignmentView</w:t>
+      </w:r>
+      <w:r>
+        <w:rPr>
+          <w:b w:val="0"/>
+        </w:rPr>
+        <w:t xml:space="preserve"> / </w:t>
+      </w:r>
+      <w:r>
+        <w:rPr>
+          <w:rFonts w:ascii="Consolas" w:hAnsi="Consolas"/>
+          <w:b w:val="0"/>
+        </w:rPr>
+        <w:t>offLimitsFor</w:t>
+      </w:r>
+      <w:r>
+        <w:rPr>
+          <w:b w:val="0"/>
+        </w:rPr>
+        <w:t xml:space="preserve"> / </w:t>
+      </w:r>
+      <w:r>
+        <w:rPr>
+          <w:rFonts w:ascii="Consolas" w:hAnsi="Consolas"/>
+          <w:b w:val="0"/>
+        </w:rPr>
+        <w:t>teamAccountSummary</w:t>
+      </w:r>
+      <w:r>
+        <w:rPr>
+          <w:b w:val="0"/>
+        </w:rPr>
+        <w:t xml:space="preserve"> (pure) say who</w:t>
+      </w:r>
+    </w:p>
+    <w:p>
+      <w:r>
+        <w:rPr>
+          <w:b w:val="0"/>
+        </w:rPr>
+        <w:t xml:space="preserve">  has an account, whether my assignment is confirmed or lost, and why an account is off-limits to me (*assigned* to a</w:t>
+      </w:r>
+    </w:p>
+    <w:p>
+      <w:r>
+        <w:rPr>
+          <w:b w:val="0"/>
+        </w:rPr>
+        <w:t xml:space="preserve">  colleague, or *held* - a colleague updating it).</w:t>
+      </w:r>
+    </w:p>
+    <w:p>
+      <w:pPr>
+        <w:pStyle w:val="ListBullet"/>
+      </w:pPr>
+      <w:r>
+        <w:rPr>
+          <w:b/>
+        </w:rPr>
+        <w:t>team-sync:</w:t>
+      </w:r>
+      <w:r>
+        <w:rPr>
+          <w:b w:val="0"/>
+        </w:rPr>
+        <w:t xml:space="preserve"> </w:t>
+      </w:r>
+      <w:r>
+        <w:rPr>
+          <w:rFonts w:ascii="Consolas" w:hAnsi="Consolas"/>
+          <w:b w:val="0"/>
+        </w:rPr>
+        <w:t>TEAM_ASSIGN</w:t>
+      </w:r>
+      <w:r>
+        <w:rPr>
+          <w:b w:val="0"/>
+        </w:rPr>
+        <w:t xml:space="preserve"> (to me; the admin may pass </w:t>
+      </w:r>
+      <w:r>
+        <w:rPr>
+          <w:rFonts w:ascii="Consolas" w:hAnsi="Consolas"/>
+          <w:b w:val="0"/>
+        </w:rPr>
+        <w:t>to</w:t>
+      </w:r>
+      <w:r>
+        <w:rPr>
+          <w:b w:val="0"/>
+        </w:rPr>
+        <w:t xml:space="preserve">), </w:t>
+      </w:r>
+      <w:r>
+        <w:rPr>
+          <w:rFonts w:ascii="Consolas" w:hAnsi="Consolas"/>
+          <w:b w:val="0"/>
+        </w:rPr>
+        <w:t>TEAM_UNASSIGN</w:t>
+      </w:r>
+      <w:r>
+        <w:rPr>
+          <w:b w:val="0"/>
+        </w:rPr>
+        <w:t xml:space="preserve"> (own; the admin: anyone's - every</w:t>
+      </w:r>
+    </w:p>
+    <w:p>
+      <w:r>
+        <w:rPr>
+          <w:b w:val="0"/>
+        </w:rPr>
+        <w:t xml:space="preserve">  active assignment, so nothing is left to take over), </w:t>
+      </w:r>
+      <w:r>
+        <w:rPr>
+          <w:rFonts w:ascii="Consolas" w:hAnsi="Consolas"/>
+          <w:b w:val="0"/>
+        </w:rPr>
+        <w:t>TEAM_UNASSIGN_ALL</w:t>
+      </w:r>
+      <w:r>
+        <w:rPr>
+          <w:b w:val="0"/>
+        </w:rPr>
+        <w:t xml:space="preserve"> (admin, Settings &gt; Team "Release all"),</w:t>
+      </w:r>
+    </w:p>
+    <w:p>
+      <w:r>
+        <w:rPr>
+          <w:b w:val="0"/>
+        </w:rPr>
+        <w:t xml:space="preserve">  </w:t>
+      </w:r>
+      <w:r>
+        <w:rPr>
+          <w:rFonts w:ascii="Consolas" w:hAnsi="Consolas"/>
+          <w:b w:val="0"/>
+        </w:rPr>
+        <w:t>TEAM_ASSIGN_COUNTS</w:t>
+      </w:r>
+      <w:r>
+        <w:rPr>
+          <w:b w:val="0"/>
+        </w:rPr>
+        <w:t xml:space="preserve">, </w:t>
+      </w:r>
+      <w:r>
+        <w:rPr>
+          <w:rFonts w:ascii="Consolas" w:hAnsi="Consolas"/>
+          <w:b w:val="0"/>
+        </w:rPr>
+        <w:t>TEAM_ASSIGN_DISMISS</w:t>
+      </w:r>
+      <w:r>
+        <w:rPr>
+          <w:b w:val="0"/>
+        </w:rPr>
+        <w:t>. Refused when the folder is not connected / not in sync, or while a</w:t>
+      </w:r>
+    </w:p>
+    <w:p>
+      <w:r>
+        <w:rPr>
+          <w:b w:val="0"/>
+        </w:rPr>
+        <w:t xml:space="preserve">  colleague is updating the account. A race (R6.1): the earlier assignment wins; the later one is </w:t>
+      </w:r>
+      <w:r>
+        <w:rPr>
+          <w:b/>
+        </w:rPr>
+        <w:t>withdrawn</w:t>
+      </w:r>
+      <w:r>
+        <w:rPr>
+          <w:b w:val="0"/>
+        </w:rPr>
+        <w:t xml:space="preserve"> by its</w:t>
+      </w:r>
+    </w:p>
+    <w:p>
+      <w:r>
+        <w:rPr>
+          <w:b w:val="0"/>
+        </w:rPr>
+        <w:t xml:space="preserve">  author's sync (an </w:t>
+      </w:r>
+      <w:r>
+        <w:rPr>
+          <w:rFonts w:ascii="Consolas" w:hAnsi="Consolas"/>
+          <w:b w:val="0"/>
+        </w:rPr>
+        <w:t>unassign</w:t>
+      </w:r>
+      <w:r>
+        <w:rPr>
+          <w:b w:val="0"/>
+        </w:rPr>
+        <w:t>, else it would take over when the winner releases) and shown once ("Ben assigned this</w:t>
+      </w:r>
+    </w:p>
+    <w:p>
+      <w:r>
+        <w:rPr>
+          <w:b w:val="0"/>
+        </w:rPr>
+        <w:t xml:space="preserve">  account to themselves a few seconds before you"). Reading an </w:t>
+      </w:r>
+      <w:r>
+        <w:rPr>
+          <w:rFonts w:ascii="Consolas" w:hAnsi="Consolas"/>
+          <w:b w:val="0"/>
+        </w:rPr>
+        <w:t>assign</w:t>
+      </w:r>
+      <w:r>
+        <w:rPr>
+          <w:b w:val="0"/>
+        </w:rPr>
+        <w:t xml:space="preserve"> triggers the ack heartbeat like a claim, so</w:t>
+      </w:r>
+    </w:p>
+    <w:p>
+      <w:r>
+        <w:rPr>
+          <w:b w:val="0"/>
+        </w:rPr>
+        <w:t xml:space="preserve">  confirmation is as fast. A claim on a colleague's assigned account is refused (</w:t>
+      </w:r>
+      <w:r>
+        <w:rPr>
+          <w:rFonts w:ascii="Consolas" w:hAnsi="Consolas"/>
+          <w:b w:val="0"/>
+        </w:rPr>
+        <w:t>assigned</w:t>
+      </w:r>
+      <w:r>
+        <w:rPr>
+          <w:b w:val="0"/>
+        </w:rPr>
+        <w:t>).</w:t>
+      </w:r>
+    </w:p>
+    <w:p>
+      <w:r>
+        <w:rPr>
+          <w:b w:val="0"/>
+        </w:rPr>
+        <w:t xml:space="preserve">  </w:t>
+      </w:r>
+      <w:r>
+        <w:rPr>
+          <w:b/>
+        </w:rPr>
+        <w:t>Changed after the first live try (Boaz, 2026-10-05):</w:t>
+      </w:r>
+      <w:r>
+        <w:rPr>
+          <w:b w:val="0"/>
+        </w:rPr>
+        <w:t xml:space="preserve"> "checking with the team" took ~10 s on OneDrive (write,</w:t>
+      </w:r>
+    </w:p>
+    <w:p>
+      <w:r>
+        <w:rPr>
+          <w:b w:val="0"/>
+        </w:rPr>
+        <w:t xml:space="preserve">  colleague's 15 s read, ack, our 5 s read) - too long. Assign to me now checks only that the account is unassigned</w:t>
+      </w:r>
+    </w:p>
+    <w:p>
+      <w:r>
+        <w:rPr>
+          <w:b w:val="0"/>
+        </w:rPr>
+        <w:t xml:space="preserve">  (and nobody is updating it) and shows </w:t>
+      </w:r>
+      <w:r>
+        <w:rPr>
+          <w:b/>
+        </w:rPr>
+        <w:t>"Assigned to you" at once</w:t>
+      </w:r>
+      <w:r>
+        <w:rPr>
+          <w:b w:val="0"/>
+        </w:rPr>
+        <w:t>. The confirmation still runs in the background:</w:t>
+      </w:r>
+    </w:p>
+    <w:p>
+      <w:r>
+        <w:rPr>
+          <w:b w:val="0"/>
+        </w:rPr>
+        <w:t xml:space="preserve">  in the rare same-second race the later assignment is withdrawn and its member sees the notice on the account page.</w:t>
+      </w:r>
+    </w:p>
+    <w:p>
+      <w:r>
+        <w:rPr>
+          <w:b w:val="0"/>
+        </w:rPr>
+        <w:t xml:space="preserve">  Edits stay protected by claims (held until confirmed), so nothing is lost either way.</w:t>
+      </w:r>
+    </w:p>
+    <w:p>
+      <w:pPr>
+        <w:pStyle w:val="ListBullet"/>
+      </w:pPr>
+      <w:r>
+        <w:rPr>
+          <w:b/>
+        </w:rPr>
+        <w:t>Pipeline / web lane (Q6):</w:t>
+      </w:r>
+      <w:r>
+        <w:rPr>
+          <w:b w:val="0"/>
+        </w:rPr>
+        <w:t xml:space="preserve"> </w:t>
+      </w:r>
+      <w:r>
+        <w:rPr>
+          <w:rFonts w:ascii="Consolas" w:hAnsi="Consolas"/>
+          <w:b w:val="0"/>
+        </w:rPr>
+        <w:t>mayWork</w:t>
+      </w:r>
+      <w:r>
+        <w:rPr>
+          <w:b w:val="0"/>
+        </w:rPr>
+        <w:t xml:space="preserve"> refuses a colleague's assigned account and always allows my own (outside</w:t>
+      </w:r>
+    </w:p>
+    <w:p>
+      <w:r>
+        <w:rPr>
+          <w:b w:val="0"/>
+        </w:rPr>
+        <w:t xml:space="preserve">  my rendezvous share too). </w:t>
+      </w:r>
+      <w:r>
+        <w:rPr>
+          <w:b/>
+        </w:rPr>
+        <w:t>Bulk research</w:t>
+      </w:r>
+      <w:r>
+        <w:rPr>
+          <w:b w:val="0"/>
+        </w:rPr>
+        <w:t xml:space="preserve"> (user-started) leaves out off-limits accounts before the start, claims</w:t>
+      </w:r>
+    </w:p>
+    <w:p>
+      <w:r>
+        <w:rPr>
+          <w:b w:val="0"/>
+        </w:rPr>
+        <w:t xml:space="preserve">  each account while researching it, and reports how many were left out.</w:t>
+      </w:r>
+    </w:p>
+    <w:p>
+      <w:pPr>
+        <w:pStyle w:val="ListBullet"/>
+      </w:pPr>
+      <w:r>
+        <w:rPr>
+          <w:b/>
+        </w:rPr>
+        <w:t>Pages</w:t>
+      </w:r>
+      <w:r>
+        <w:rPr>
+          <w:b w:val="0"/>
+        </w:rPr>
+        <w:t xml:space="preserve"> read </w:t>
+      </w:r>
+      <w:r>
+        <w:rPr>
+          <w:rFonts w:ascii="Consolas" w:hAnsi="Consolas"/>
+          <w:b w:val="0"/>
+        </w:rPr>
+        <w:t>teamAccountStates</w:t>
+      </w:r>
+      <w:r>
+        <w:rPr>
+          <w:b w:val="0"/>
+        </w:rPr>
+        <w:t xml:space="preserve"> (personal key, written by the background only when it changes; excluded from</w:t>
+      </w:r>
+    </w:p>
+    <w:p>
+      <w:r>
+        <w:rPr>
+          <w:b w:val="0"/>
+        </w:rPr>
+        <w:t xml:space="preserve">  backups): </w:t>
+      </w:r>
+      <w:r>
+        <w:rPr>
+          <w:rFonts w:ascii="Consolas" w:hAnsi="Consolas"/>
+          <w:b w:val="0"/>
+        </w:rPr>
+        <w:t>team-accounts-ui.js</w:t>
+      </w:r>
+      <w:r>
+        <w:rPr>
+          <w:b w:val="0"/>
+        </w:rPr>
+        <w:t xml:space="preserve"> gives badges ("Anna", "Mine", "Anna is updating"; "Assigned to Anna since 3 Oct" in the tooltip), the owner filter and off-limits</w:t>
+      </w:r>
+    </w:p>
+    <w:p>
+      <w:r>
+        <w:rPr>
+          <w:b w:val="0"/>
+        </w:rPr>
+        <w:t xml:space="preserve">  checks. Account / contact page: an assignment line under the title (Assign to me / Release; admin: Release</w:t>
+      </w:r>
+    </w:p>
+    <w:p>
+      <w:r>
+        <w:rPr>
+          <w:b w:val="0"/>
+        </w:rPr>
+        <w:t xml:space="preserve">  (unassign) and Reassign to…); a colleague's assigned account is blocked like a held one. Target Accounts list:</w:t>
+      </w:r>
+    </w:p>
+    <w:p>
+      <w:r>
+        <w:rPr>
+          <w:b w:val="0"/>
+        </w:rPr>
+        <w:t xml:space="preserve">  badge after the company name (accounts and contacts lists), Mine / Others / Unassigned / All (Boaz 2026-10-05: Others added, Everyone's renamed All; remembered in the</w:t>
+      </w:r>
+    </w:p>
+    <w:p>
+      <w:r>
+        <w:rPr>
+          <w:b w:val="0"/>
+        </w:rPr>
+        <w:t xml:space="preserve">  browser profile = per member), row menu Assign to me / Release, and Edit / Merge / Remove / Review findings disabled</w:t>
+      </w:r>
+    </w:p>
+    <w:p>
+      <w:r>
+        <w:rPr>
+          <w:b w:val="0"/>
+        </w:rPr>
+        <w:t xml:space="preserve">  on a colleague's account with the reason as tooltip; bulk bar Assign to me / Release; bulk edit skips a colleague's</w:t>
+      </w:r>
+    </w:p>
+    <w:p>
+      <w:r>
+        <w:rPr>
+          <w:b w:val="0"/>
+        </w:rPr>
+        <w:t xml:space="preserve">  accounts (and their contacts) and says how many.</w:t>
+      </w:r>
+    </w:p>
+    <w:p>
+      <w:pPr>
+        <w:pStyle w:val="ListBullet"/>
+      </w:pPr>
+      <w:r>
+        <w:rPr>
+          <w:b/>
+        </w:rPr>
+        <w:t>D3 enforced:</w:t>
+      </w:r>
+      <w:r>
+        <w:rPr>
+          <w:b w:val="0"/>
+        </w:rPr>
+        <w:t xml:space="preserve"> a member sees Setup / Change Settings read-only with a strong note; only their own name, API key</w:t>
+      </w:r>
+    </w:p>
+    <w:p>
+      <w:r>
+        <w:rPr>
+          <w:b w:val="0"/>
+        </w:rPr>
+        <w:t xml:space="preserve">  and language stay editable. The exclusion list can therefore only be changed by the admin until 5b gives members a</w:t>
+      </w:r>
+    </w:p>
+    <w:p>
+      <w:r>
+        <w:rPr>
+          <w:b w:val="0"/>
+        </w:rPr>
+        <w:t xml:space="preserve">  "do not contact" action.</w:t>
+      </w:r>
+    </w:p>
+    <w:p>
+      <w:pPr>
+        <w:pStyle w:val="ListBullet"/>
+      </w:pPr>
+      <w:r>
+        <w:rPr>
+          <w:b/>
+        </w:rPr>
+        <w:t>Settings &gt; Team:</w:t>
+      </w:r>
+      <w:r>
+        <w:rPr>
+          <w:b w:val="0"/>
+        </w:rPr>
+        <w:t xml:space="preserve"> an "Accounts assigned" column; admin "Release all" per colleague.</w:t>
+      </w:r>
+    </w:p>
+    <w:p>
+      <w:pPr>
+        <w:pStyle w:val="ListBullet"/>
+      </w:pPr>
+      <w:r>
+        <w:rPr>
+          <w:b/>
+        </w:rPr>
+        <w:t>Tests:</w:t>
+      </w:r>
+      <w:r>
+        <w:rPr>
+          <w:b w:val="0"/>
+        </w:rPr>
+        <w:t xml:space="preserve"> </w:t>
+      </w:r>
+      <w:r>
+        <w:rPr>
+          <w:rFonts w:ascii="Consolas" w:hAnsi="Consolas"/>
+          <w:b w:val="0"/>
+        </w:rPr>
+        <w:t>test_pure_modules.py</w:t>
+      </w:r>
+      <w:r>
+        <w:rPr>
+          <w:b w:val="0"/>
+        </w:rPr>
+        <w:t xml:space="preserve"> +12 = 604; </w:t>
+      </w:r>
+      <w:r>
+        <w:rPr>
+          <w:rFonts w:ascii="Consolas" w:hAnsi="Consolas"/>
+          <w:b w:val="0"/>
+        </w:rPr>
+        <w:t>test_team_sync.py</w:t>
+      </w:r>
+      <w:r>
+        <w:rPr>
+          <w:b w:val="0"/>
+        </w:rPr>
+        <w:t xml:space="preserve"> +20 = 95 (assign → confirmed; refused claim /</w:t>
+      </w:r>
+    </w:p>
+    <w:p>
+      <w:r>
+        <w:rPr>
+          <w:b w:val="0"/>
+        </w:rPr>
+        <w:t xml:space="preserve">  assign / release for the colleague; gate off-limits; badge data; a two-member race with withdrawal; release;</w:t>
+      </w:r>
+    </w:p>
+    <w:p>
+      <w:r>
+        <w:rPr>
+          <w:b w:val="0"/>
+        </w:rPr>
+        <w:t xml:space="preserve">  admin reassign, counts and release all).</w:t>
       </w:r>
     </w:p>
     <w:p>
@@ -5884,7 +6771,7 @@
         <w:rPr>
           <w:b w:val="0"/>
         </w:rPr>
-        <w:t xml:space="preserve"> Mine / Unassigned / Everyone's on Target Accounts, remembered per member.</w:t>
+        <w:t xml:space="preserve"> Mine / Others / Unassigned / All on Target Accounts, remembered per member.</w:t>
       </w:r>
     </w:p>
     <w:p>
@@ -6596,15 +7483,15 @@
         <w:rPr>
           <w:b w:val="0"/>
         </w:rPr>
-        <w:t xml:space="preserve"> Assigned / Updating badges, Assign to me / Release, Mine / Unassigned /</w:t>
-      </w:r>
-    </w:p>
-    <w:p>
-      <w:r>
-        <w:rPr>
-          <w:b w:val="0"/>
-        </w:rPr>
-        <w:t xml:space="preserve">  Everyone's filter, "Last changed by".</w:t>
+        <w:t xml:space="preserve"> Assigned / Updating badges, Assign to me / Release, Mine / Others /</w:t>
+      </w:r>
+    </w:p>
+    <w:p>
+      <w:r>
+        <w:rPr>
+          <w:b w:val="0"/>
+        </w:rPr>
+        <w:t xml:space="preserve">  Unassigned / All filter, "Last changed by".</w:t>
       </w:r>
     </w:p>
     <w:p>
@@ -7046,7 +7933,7 @@
               <w:rPr>
                 <w:b w:val="0"/>
               </w:rPr>
-              <w:t>5</w:t>
+              <w:t>5a</w:t>
             </w:r>
           </w:p>
         </w:tc>
@@ -7060,7 +7947,7 @@
               <w:rPr>
                 <w:b w:val="0"/>
               </w:rPr>
-              <w:t>Assign to me / release, badges, filter, admin rights, team-wide check, do-not-contact, outreach check</w:t>
+              <w:t>Assign to me / release, admin reassign / release all, badges, Mine / Others / Unassigned / All filter, off-limits checks on list row actions, bulk edit and bulk research, setup read-only for members (D3) (as built: 2.10)</w:t>
             </w:r>
           </w:p>
         </w:tc>
@@ -7075,6 +7962,62 @@
                 <w:b w:val="0"/>
               </w:rPr>
               <w:t>1.2.1.8</w:t>
+            </w:r>
+          </w:p>
+        </w:tc>
+      </w:tr>
+      <w:tr>
+        <w:tc>
+          <w:tcPr>
+            <w:tcW w:type="dxa" w:w="2880"/>
+          </w:tcPr>
+          <w:p>
+            <w:r/>
+            <w:r>
+              <w:rPr>
+                <w:b w:val="0"/>
+              </w:rPr>
+              <w:t>5b</w:t>
+            </w:r>
+          </w:p>
+        </w:tc>
+        <w:tc>
+          <w:tcPr>
+            <w:tcW w:type="dxa" w:w="2880"/>
+          </w:tcPr>
+          <w:p>
+            <w:r/>
+            <w:r>
+              <w:rPr>
+                <w:b w:val="0"/>
+              </w:rPr>
+              <w:t xml:space="preserve">Team-wide check on scan / discovery / import, do-not-contact as team data (members add, admin removes), outreach check on the Leads Dashboard; </w:t>
+            </w:r>
+            <w:r>
+              <w:rPr>
+                <w:b/>
+              </w:rPr>
+              <w:t>Remove admin-only</w:t>
+            </w:r>
+            <w:r>
+              <w:rPr>
+                <w:b w:val="0"/>
+              </w:rPr>
+              <w:t xml:space="preserve"> + Removed accounts view with bulk restore (Boaz 2026-10-05, see below)</w:t>
+            </w:r>
+          </w:p>
+        </w:tc>
+        <w:tc>
+          <w:tcPr>
+            <w:tcW w:type="dxa" w:w="2880"/>
+          </w:tcPr>
+          <w:p>
+            <w:r/>
+            <w:r>
+              <w:rPr>
+                <w:b w:val="0"/>
+              </w:rPr>
+              <w:t>1.2.1.9</w:t>
             </w:r>
           </w:p>
         </w:tc>
@@ -7118,7 +8061,7 @@
               <w:rPr>
                 <w:b w:val="0"/>
               </w:rPr>
-              <w:t>1.2.1.9</w:t>
+              <w:t>1.2.1.10</w:t>
             </w:r>
           </w:p>
         </w:tc>

--- a/TEAM_USE_DESIGN.docx
+++ b/TEAM_USE_DESIGN.docx
@@ -2824,6 +2824,884 @@
           <w:b w:val="0"/>
         </w:rPr>
         <w:t xml:space="preserve">  colleague's pipeline).</w:t>
+      </w:r>
+    </w:p>
+    <w:p>
+      <w:pPr>
+        <w:pStyle w:val="Heading3"/>
+      </w:pPr>
+      <w:r>
+        <w:rPr>
+          <w:b w:val="0"/>
+        </w:rPr>
+        <w:t>2.12 Step 5b as built (1.2.1.9, 2026-10-05)</w:t>
+      </w:r>
+    </w:p>
+    <w:p>
+      <w:pPr>
+        <w:pStyle w:val="ListBullet"/>
+      </w:pPr>
+      <w:r>
+        <w:rPr>
+          <w:b/>
+        </w:rPr>
+        <w:t>Remove admin-only</w:t>
+      </w:r>
+      <w:r>
+        <w:rPr>
+          <w:b w:val="0"/>
+        </w:rPr>
+        <w:t xml:space="preserve"> (2.11): the Remove items in the list and page menus are not shown to a member; bulk edit's</w:t>
+      </w:r>
+    </w:p>
+    <w:p>
+      <w:r>
+        <w:rPr>
+          <w:b w:val="0"/>
+        </w:rPr>
+        <w:t xml:space="preserve">  remove checkbox sits in a collapsed </w:t>
+      </w:r>
+      <w:r>
+        <w:rPr>
+          <w:b/>
+        </w:rPr>
+        <w:t>Advanced</w:t>
+      </w:r>
+      <w:r>
+        <w:rPr>
+          <w:b w:val="0"/>
+        </w:rPr>
+        <w:t xml:space="preserve"> part, hidden for members. Removals record </w:t>
+      </w:r>
+      <w:r>
+        <w:rPr>
+          <w:rFonts w:ascii="Consolas" w:hAnsi="Consolas"/>
+          <w:b w:val="0"/>
+        </w:rPr>
+        <w:t>deletedBy</w:t>
+      </w:r>
+      <w:r>
+        <w:rPr>
+          <w:b w:val="0"/>
+        </w:rPr>
+        <w:t xml:space="preserve"> (team).</w:t>
+      </w:r>
+    </w:p>
+    <w:p>
+      <w:pPr>
+        <w:pStyle w:val="ListBullet"/>
+      </w:pPr>
+      <w:r>
+        <w:rPr>
+          <w:b/>
+        </w:rPr>
+        <w:t>Removed… dialog</w:t>
+      </w:r>
+      <w:r>
+        <w:rPr>
+          <w:b w:val="0"/>
+        </w:rPr>
+        <w:t xml:space="preserve"> (button next to Columns; admin / solo only): Accounts | Contacts, removal date (sortable),</w:t>
+      </w:r>
+    </w:p>
+    <w:p>
+      <w:r>
+        <w:rPr>
+          <w:b w:val="0"/>
+        </w:rPr>
+        <w:t xml:space="preserve">  who, a note (merged into X - no checkbox; a contact whose account is removed too), select-all, </w:t>
+      </w:r>
+      <w:r>
+        <w:rPr>
+          <w:b/>
+        </w:rPr>
+        <w:t>Restore N</w:t>
+      </w:r>
+      <w:r>
+        <w:rPr>
+          <w:b w:val="0"/>
+        </w:rPr>
+        <w:t xml:space="preserve"> -</w:t>
+      </w:r>
+    </w:p>
+    <w:p>
+      <w:r>
+        <w:rPr>
+          <w:b w:val="0"/>
+        </w:rPr>
+        <w:t xml:space="preserve">  </w:t>
+      </w:r>
+      <w:r>
+        <w:rPr>
+          <w:rFonts w:ascii="Consolas" w:hAnsi="Consolas"/>
+          <w:b w:val="0"/>
+        </w:rPr>
+        <w:t>deletedAt</w:t>
+      </w:r>
+      <w:r>
+        <w:rPr>
+          <w:b w:val="0"/>
+        </w:rPr>
+        <w:t>/</w:t>
+      </w:r>
+      <w:r>
+        <w:rPr>
+          <w:rFonts w:ascii="Consolas" w:hAnsi="Consolas"/>
+          <w:b w:val="0"/>
+        </w:rPr>
+        <w:t>deletedBy</w:t>
+      </w:r>
+      <w:r>
+        <w:rPr>
+          <w:b w:val="0"/>
+        </w:rPr>
+        <w:t xml:space="preserve"> cleared through </w:t>
+      </w:r>
+      <w:r>
+        <w:rPr>
+          <w:rFonts w:ascii="Consolas" w:hAnsi="Consolas"/>
+          <w:b w:val="0"/>
+        </w:rPr>
+        <w:t>bulkPatchExtras</w:t>
+      </w:r>
+      <w:r>
+        <w:rPr>
+          <w:b w:val="0"/>
+        </w:rPr>
+        <w:t xml:space="preserve"> (so the bulk-edit Undo can also take a restore back).</w:t>
+      </w:r>
+    </w:p>
+    <w:p>
+      <w:pPr>
+        <w:pStyle w:val="ListBullet"/>
+      </w:pPr>
+      <w:r>
+        <w:rPr>
+          <w:b/>
+        </w:rPr>
+        <w:t>Do-not-contact as team data (R6.8):</w:t>
+      </w:r>
+      <w:r>
+        <w:rPr>
+          <w:b w:val="0"/>
+        </w:rPr>
+        <w:t xml:space="preserve"> </w:t>
+      </w:r>
+      <w:r>
+        <w:rPr>
+          <w:rFonts w:ascii="Consolas" w:hAnsi="Consolas"/>
+          <w:b w:val="0"/>
+        </w:rPr>
+        <w:t>companyExclusions</w:t>
+      </w:r>
+      <w:r>
+        <w:rPr>
+          <w:b w:val="0"/>
+        </w:rPr>
+        <w:t xml:space="preserve"> is a new key kind </w:t>
+      </w:r>
+      <w:r>
+        <w:rPr>
+          <w:b/>
+        </w:rPr>
+        <w:t>list</w:t>
+      </w:r>
+      <w:r>
+        <w:rPr>
+          <w:b w:val="0"/>
+        </w:rPr>
+        <w:t xml:space="preserve"> (</w:t>
+      </w:r>
+      <w:r>
+        <w:rPr>
+          <w:rFonts w:ascii="Consolas" w:hAnsi="Consolas"/>
+          <w:b w:val="0"/>
+        </w:rPr>
+        <w:t>team-keys.js</w:t>
+      </w:r>
+    </w:p>
+    <w:p>
+      <w:r>
+        <w:rPr>
+          <w:b w:val="0"/>
+        </w:rPr>
+        <w:t xml:space="preserve">  </w:t>
+      </w:r>
+      <w:r>
+        <w:rPr>
+          <w:rFonts w:ascii="Consolas" w:hAnsi="Consolas"/>
+          <w:b w:val="0"/>
+        </w:rPr>
+        <w:t>TEAM_LIST_KEYS</w:t>
+      </w:r>
+      <w:r>
+        <w:rPr>
+          <w:b w:val="0"/>
+        </w:rPr>
+        <w:t xml:space="preserve">, </w:t>
+      </w:r>
+      <w:r>
+        <w:rPr>
+          <w:rFonts w:ascii="Consolas" w:hAnsi="Consolas"/>
+          <w:b w:val="0"/>
+        </w:rPr>
+        <w:t>listEntryId</w:t>
+      </w:r>
+      <w:r>
+        <w:rPr>
+          <w:b w:val="0"/>
+        </w:rPr>
+        <w:t xml:space="preserve"> = category|slug|name|domain): one row per entry, so two members adding at once both</w:t>
+      </w:r>
+    </w:p>
+    <w:p>
+      <w:r>
+        <w:rPr>
+          <w:b w:val="0"/>
+        </w:rPr>
+        <w:t xml:space="preserve">  keep theirs (a whole key kept only the later list). Existing teams move over on the first diff after the update:</w:t>
+      </w:r>
+    </w:p>
+    <w:p>
+      <w:r>
+        <w:rPr>
+          <w:b w:val="0"/>
+        </w:rPr>
+        <w:t xml:space="preserve">  the entries go out as rows, the old whole row is deleted (no home reads it any more). New account-page menu item</w:t>
+      </w:r>
+    </w:p>
+    <w:p>
+      <w:r>
+        <w:rPr>
+          <w:b w:val="0"/>
+        </w:rPr>
+        <w:t xml:space="preserve">  ~~Do not contact…~~ - built, then </w:t>
+      </w:r>
+      <w:r>
+        <w:rPr>
+          <w:b/>
+        </w:rPr>
+        <w:t>dropped after the live test</w:t>
+      </w:r>
+      <w:r>
+        <w:rPr>
+          <w:b w:val="0"/>
+        </w:rPr>
+        <w:t xml:space="preserve"> (Boaz): re-classifying an account is not "do not</w:t>
+      </w:r>
+    </w:p>
+    <w:p>
+      <w:r>
+        <w:rPr>
+          <w:b w:val="0"/>
+        </w:rPr>
+        <w:t xml:space="preserve">  contact" (an existing customer is still sold to and researched) and is the Team Admin's only, in Setup. Keeping</w:t>
+      </w:r>
+    </w:p>
+    <w:p>
+      <w:r>
+        <w:rPr>
+          <w:b w:val="0"/>
+        </w:rPr>
+        <w:t xml:space="preserve">  colleagues away from an account is Assign to me. See R6.8 as changed.</w:t>
+      </w:r>
+    </w:p>
+    <w:p>
+      <w:pPr>
+        <w:pStyle w:val="ListBullet"/>
+      </w:pPr>
+      <w:r>
+        <w:rPr>
+          <w:b/>
+        </w:rPr>
+        <w:t>Members never write the shared setup:</w:t>
+      </w:r>
+      <w:r>
+        <w:rPr>
+          <w:b w:val="0"/>
+        </w:rPr>
+        <w:t xml:space="preserve"> </w:t>
+      </w:r>
+      <w:r>
+        <w:rPr>
+          <w:rFonts w:ascii="Consolas" w:hAnsi="Consolas"/>
+          <w:b w:val="0"/>
+        </w:rPr>
+        <w:t>persistStep</w:t>
+      </w:r>
+      <w:r>
+        <w:rPr>
+          <w:b w:val="0"/>
+        </w:rPr>
+        <w:t xml:space="preserve"> on a member's PC saves only name, language and API key</w:t>
+      </w:r>
+    </w:p>
+    <w:p>
+      <w:r>
+        <w:rPr>
+          <w:b w:val="0"/>
+        </w:rPr>
+        <w:t xml:space="preserve">  (saving a step rebuilds the whole value - e.g. the exclusion list from its read-only boxes).</w:t>
+      </w:r>
+    </w:p>
+    <w:p>
+      <w:pPr>
+        <w:pStyle w:val="ListBullet"/>
+      </w:pPr>
+      <w:r>
+        <w:rPr>
+          <w:b/>
+        </w:rPr>
+        <w:t>Outreach check (Leads Dashboard):</w:t>
+      </w:r>
+      <w:r>
+        <w:rPr>
+          <w:b w:val="0"/>
+        </w:rPr>
+        <w:t xml:space="preserve"> a lead whose company is assigned to a colleague (or the folder is not</w:t>
+      </w:r>
+    </w:p>
+    <w:p>
+      <w:r>
+        <w:rPr>
+          <w:b w:val="0"/>
+        </w:rPr>
+        <w:t xml:space="preserve">  connected / not in sync) - Draft, Copy, status and Save disabled, a red notice ("UBS is assigned to Boaz - only Boaz</w:t>
+      </w:r>
+    </w:p>
+    <w:p>
+      <w:r>
+        <w:rPr>
+          <w:b w:val="0"/>
+        </w:rPr>
+        <w:t xml:space="preserve">  contacts it"), Send Message / Dismiss disabled in the row menu. Marking a lead Contacted records </w:t>
+      </w:r>
+      <w:r>
+        <w:rPr>
+          <w:rFonts w:ascii="Consolas" w:hAnsi="Consolas"/>
+          <w:b w:val="0"/>
+        </w:rPr>
+        <w:t>contactedBy</w:t>
+      </w:r>
+      <w:r>
+        <w:rPr>
+          <w:b w:val="0"/>
+        </w:rPr>
+        <w:t xml:space="preserve"> /</w:t>
+      </w:r>
+    </w:p>
+    <w:p>
+      <w:r>
+        <w:rPr>
+          <w:b w:val="0"/>
+        </w:rPr>
+        <w:t xml:space="preserve">  </w:t>
+      </w:r>
+      <w:r>
+        <w:rPr>
+          <w:rFonts w:ascii="Consolas" w:hAnsi="Consolas"/>
+          <w:b w:val="0"/>
+        </w:rPr>
+        <w:t>contactedAt</w:t>
+      </w:r>
+      <w:r>
+        <w:rPr>
+          <w:b w:val="0"/>
+        </w:rPr>
+        <w:t>; before drafting or marking Contacted a lead of a person a colleague already contacted (same profile</w:t>
+      </w:r>
+    </w:p>
+    <w:p>
+      <w:r>
+        <w:rPr>
+          <w:b w:val="0"/>
+        </w:rPr>
+        <w:t xml:space="preserve">  URL, else same name + company), the member is asked ("Annick already contacted … Contact anyway?") and an orange</w:t>
+      </w:r>
+    </w:p>
+    <w:p>
+      <w:r>
+        <w:rPr>
+          <w:b w:val="0"/>
+        </w:rPr>
+        <w:t xml:space="preserve">  note says so on the lead. Company column: the same badges as Target Accounts.</w:t>
+      </w:r>
+    </w:p>
+    <w:p>
+      <w:pPr>
+        <w:pStyle w:val="ListBullet"/>
+      </w:pPr>
+      <w:r>
+        <w:rPr>
+          <w:b/>
+        </w:rPr>
+        <w:t>A colleague's lead (live test, Boaz):</w:t>
+      </w:r>
+      <w:r>
+        <w:rPr>
+          <w:b w:val="0"/>
+        </w:rPr>
+        <w:t xml:space="preserve"> row ⋮ offers only Open; the lead page disables status, priority, Save,</w:t>
+      </w:r>
+    </w:p>
+    <w:p>
+      <w:r>
+        <w:rPr>
+          <w:b w:val="0"/>
+        </w:rPr>
+        <w:t xml:space="preserve">  template, Draft, Copy and the Sales Mentor (reading and earlier conversation stay). </w:t>
+      </w:r>
+      <w:r>
+        <w:rPr>
+          <w:b/>
+        </w:rPr>
+        <w:t>The Team Admin is blocked too</w:t>
+      </w:r>
+    </w:p>
+    <w:p>
+      <w:r>
+        <w:rPr>
+          <w:b w:val="0"/>
+        </w:rPr>
+        <w:t xml:space="preserve">  (decided 2026-10-05, consistent with accounts) - to work it, the admin reassigns the account to themselves first.</w:t>
+      </w:r>
+    </w:p>
+    <w:p>
+      <w:pPr>
+        <w:pStyle w:val="ListBullet"/>
+      </w:pPr>
+      <w:r>
+        <w:rPr>
+          <w:b/>
+        </w:rPr>
+        <w:t>Told when the admin takes an account (Boaz):</w:t>
+      </w:r>
+      <w:r>
+        <w:rPr>
+          <w:b w:val="0"/>
+        </w:rPr>
+        <w:t xml:space="preserve"> when a colleague's records release or reassign an account that was</w:t>
+      </w:r>
+    </w:p>
+    <w:p>
+      <w:r>
+        <w:rPr>
+          <w:b w:val="0"/>
+        </w:rPr>
+        <w:t xml:space="preserve">  mine (</w:t>
+      </w:r>
+      <w:r>
+        <w:rPr>
+          <w:rFonts w:ascii="Consolas" w:hAnsi="Consolas"/>
+          <w:b w:val="0"/>
+        </w:rPr>
+        <w:t>applyRemote</w:t>
+      </w:r>
+      <w:r>
+        <w:rPr>
+          <w:b w:val="0"/>
+        </w:rPr>
+        <w:t xml:space="preserve">: an </w:t>
+      </w:r>
+      <w:r>
+        <w:rPr>
+          <w:rFonts w:ascii="Consolas" w:hAnsi="Consolas"/>
+          <w:b w:val="0"/>
+        </w:rPr>
+        <w:t>unassign</w:t>
+      </w:r>
+      <w:r>
+        <w:rPr>
+          <w:b w:val="0"/>
+        </w:rPr>
+        <w:t xml:space="preserve"> of me by someone else, and it is no longer mine after the batch), a notice goes</w:t>
+      </w:r>
+    </w:p>
+    <w:p>
+      <w:r>
+        <w:rPr>
+          <w:b w:val="0"/>
+        </w:rPr>
+        <w:t xml:space="preserve">  into </w:t>
+      </w:r>
+      <w:r>
+        <w:rPr>
+          <w:rFonts w:ascii="Consolas" w:hAnsi="Consolas"/>
+          <w:b w:val="0"/>
+        </w:rPr>
+        <w:t>teamNotices</w:t>
+      </w:r>
+      <w:r>
+        <w:rPr>
+          <w:b w:val="0"/>
+        </w:rPr>
+        <w:t xml:space="preserve"> (personal, backup-excluded): the top bar says "Boaz reassigned your account Roche to Annick" /</w:t>
+      </w:r>
+    </w:p>
+    <w:p>
+      <w:r>
+        <w:rPr>
+          <w:b w:val="0"/>
+        </w:rPr>
+        <w:t xml:space="preserve">  "Boaz released your account UBS - it is unassigned now" (several: one line listing them), until </w:t>
+      </w:r>
+      <w:r>
+        <w:rPr>
+          <w:b/>
+        </w:rPr>
+        <w:t>OK</w:t>
+      </w:r>
+      <w:r>
+        <w:rPr>
+          <w:b w:val="0"/>
+        </w:rPr>
+        <w:t>. Not shown</w:t>
+      </w:r>
+    </w:p>
+    <w:p>
+      <w:r>
+        <w:rPr>
+          <w:b w:val="0"/>
+        </w:rPr>
+        <w:t xml:space="preserve">  for my own releases or a lost race (those are my own records).</w:t>
+      </w:r>
+    </w:p>
+    <w:p>
+      <w:pPr>
+        <w:pStyle w:val="ListBullet"/>
+      </w:pPr>
+      <w:r>
+        <w:rPr>
+          <w:b/>
+        </w:rPr>
+        <w:t>Team-wide check (R6.6), as built:</w:t>
+      </w:r>
+      <w:r>
+        <w:rPr>
+          <w:b w:val="0"/>
+        </w:rPr>
+        <w:t xml:space="preserve"> the merged picture is every member's local data, so the existing dedupe of</w:t>
+      </w:r>
+    </w:p>
+    <w:p>
+      <w:r>
+        <w:rPr>
+          <w:b w:val="0"/>
+        </w:rPr>
+        <w:t xml:space="preserve">  discovery / import (name, LinkedIn id) already refuses a second copy of anything the team holds. What 5b adds is the</w:t>
+      </w:r>
+    </w:p>
+    <w:p>
+      <w:r>
+        <w:rPr>
+          <w:b w:val="0"/>
+        </w:rPr>
+        <w:t xml:space="preserve">  flag: the discovery merge preview says "Already in the team's list" and shows whose account it is; a new contact</w:t>
+      </w:r>
+    </w:p>
+    <w:p>
+      <w:r>
+        <w:rPr>
+          <w:b w:val="0"/>
+        </w:rPr>
+        <w:t xml:space="preserve">  for a colleague's account carries that badge. Scans only add leads; whose they are shows on the Leads Dashboard and</w:t>
+      </w:r>
+    </w:p>
+    <w:p>
+      <w:r>
+        <w:rPr>
+          <w:b w:val="0"/>
+        </w:rPr>
+        <w:t xml:space="preserve">  the outreach check above guards them.</w:t>
+      </w:r>
+    </w:p>
+    <w:p>
+      <w:pPr>
+        <w:pStyle w:val="ListBullet"/>
+      </w:pPr>
+      <w:r>
+        <w:rPr>
+          <w:b/>
+        </w:rPr>
+        <w:t>Speed (found in the live test):</w:t>
+      </w:r>
+      <w:r>
+        <w:rPr>
+          <w:b w:val="0"/>
+        </w:rPr>
+        <w:t xml:space="preserve"> Remove took 8-14 s with nothing on screen. Measured: not the team sync (0 s</w:t>
+      </w:r>
+    </w:p>
+    <w:p>
+      <w:r>
+        <w:rPr>
+          <w:b w:val="0"/>
+        </w:rPr>
+        <w:t xml:space="preserve">  waiting for the account lock) but the full list reload after it - every step ~1 s on the 2 MB data. Remove,</w:t>
+      </w:r>
+    </w:p>
+    <w:p>
+      <w:r>
+        <w:rPr>
+          <w:b w:val="0"/>
+        </w:rPr>
+        <w:t xml:space="preserve">  Restore and Bulk edit now refresh only what changed (</w:t>
+      </w:r>
+      <w:r>
+        <w:rPr>
+          <w:rFonts w:ascii="Consolas" w:hAnsi="Consolas"/>
+          <w:b w:val="0"/>
+        </w:rPr>
+        <w:t>refreshAfterExtrasChange</w:t>
+      </w:r>
+      <w:r>
+        <w:rPr>
+          <w:b w:val="0"/>
+        </w:rPr>
+        <w:t>: re-read the two extras maps, filter</w:t>
+      </w:r>
+    </w:p>
+    <w:p>
+      <w:r>
+        <w:rPr>
+          <w:b w:val="0"/>
+        </w:rPr>
+        <w:t xml:space="preserve">  in memory, redraw, readiness in the background): remove ~3 s, restore of 3 ~5 s, with a pop-up / "Restoring…" /</w:t>
+      </w:r>
+    </w:p>
+    <w:p>
+      <w:r>
+        <w:rPr>
+          <w:b w:val="0"/>
+        </w:rPr>
+        <w:t xml:space="preserve">  "Applying…" at once. The rest is the save itself (the whole extras map is rewritten) - left as it is.</w:t>
+      </w:r>
+    </w:p>
+    <w:p>
+      <w:pPr>
+        <w:pStyle w:val="ListBullet"/>
+      </w:pPr>
+      <w:r>
+        <w:rPr>
+          <w:b/>
+        </w:rPr>
+        <w:t>One menu per account, one per contact (Boaz):</w:t>
+      </w:r>
+      <w:r>
+        <w:rPr>
+          <w:b w:val="0"/>
+        </w:rPr>
+        <w:t xml:space="preserve"> the ⋮ at the end of a list row and the ⋮ next to the title on the</w:t>
+      </w:r>
+    </w:p>
+    <w:p>
+      <w:r>
+        <w:rPr>
+          <w:b w:val="0"/>
+        </w:rPr>
+        <w:t xml:space="preserve">  account / contact page are built by the same function (</w:t>
+      </w:r>
+      <w:r>
+        <w:rPr>
+          <w:rFonts w:ascii="Consolas" w:hAnsi="Consolas"/>
+          <w:b w:val="0"/>
+        </w:rPr>
+        <w:t>accountMenuItems</w:t>
+      </w:r>
+      <w:r>
+        <w:rPr>
+          <w:b w:val="0"/>
+        </w:rPr>
+        <w:t xml:space="preserve"> / </w:t>
+      </w:r>
+      <w:r>
+        <w:rPr>
+          <w:rFonts w:ascii="Consolas" w:hAnsi="Consolas"/>
+          <w:b w:val="0"/>
+        </w:rPr>
+        <w:t>contactMenuItems</w:t>
+      </w:r>
+      <w:r>
+        <w:rPr>
+          <w:b w:val="0"/>
+        </w:rPr>
+        <w:t>), same items, same</w:t>
+      </w:r>
+    </w:p>
+    <w:p>
+      <w:r>
+        <w:rPr>
+          <w:b w:val="0"/>
+        </w:rPr>
+        <w:t xml:space="preserve">  order: Open (list only), Edit, Review web findings (N)… (when there are open findings), Merge…, Assign to me /</w:t>
+      </w:r>
+    </w:p>
+    <w:p>
+      <w:r>
+        <w:rPr>
+          <w:b w:val="0"/>
+        </w:rPr>
+        <w:t xml:space="preserve">  Release, Reassign to… (admin), Remove (admin). The old greyed-out "Merge" placeholder is gone.</w:t>
+      </w:r>
+    </w:p>
+    <w:p>
+      <w:r>
+        <w:rPr>
+          <w:b w:val="0"/>
+        </w:rPr>
+        <w:t xml:space="preserve">  Assign / Release / Reassign left the line under the title, which now only says who has the account. The page's ⋮</w:t>
+      </w:r>
+    </w:p>
+    <w:p>
+      <w:r>
+        <w:rPr>
+          <w:b w:val="0"/>
+        </w:rPr>
+        <w:t xml:space="preserve">  is no longer a blocked region: on a colleague's account its changing items are disabled one by one (reason as</w:t>
+      </w:r>
+    </w:p>
+    <w:p>
+      <w:r>
+        <w:rPr>
+          <w:b w:val="0"/>
+        </w:rPr>
+        <w:t xml:space="preserve">  tooltip), so the admin can still release or reassign from it.</w:t>
+      </w:r>
+    </w:p>
+    <w:p>
+      <w:pPr>
+        <w:pStyle w:val="ListBullet"/>
+      </w:pPr>
+      <w:r>
+        <w:rPr>
+          <w:b w:val="0"/>
+        </w:rPr>
+        <w:t xml:space="preserve">~~Removed… third tab "Excluded"~~ - built, then </w:t>
+      </w:r>
+      <w:r>
+        <w:rPr>
+          <w:b/>
+        </w:rPr>
+        <w:t>dropped</w:t>
+      </w:r>
+      <w:r>
+        <w:rPr>
+          <w:b w:val="0"/>
+        </w:rPr>
+        <w:t xml:space="preserve"> (Boaz): the admin changes the exclusion list in Setup;</w:t>
+      </w:r>
+    </w:p>
+    <w:p>
+      <w:r>
+        <w:rPr>
+          <w:b w:val="0"/>
+        </w:rPr>
+        <w:t xml:space="preserve">  a second place for it adds nothing.</w:t>
+      </w:r>
+    </w:p>
+    <w:p>
+      <w:pPr>
+        <w:pStyle w:val="ListBullet"/>
+      </w:pPr>
+      <w:r>
+        <w:rPr>
+          <w:b/>
+        </w:rPr>
+        <w:t>Toolbar (Boaz):</w:t>
+      </w:r>
+      <w:r>
+        <w:rPr>
+          <w:b w:val="0"/>
+        </w:rPr>
+        <w:t xml:space="preserve"> search first, then everything that decides which accounts are shown, together - Mine / Others /</w:t>
+      </w:r>
+    </w:p>
+    <w:p>
+      <w:r>
+        <w:rPr>
+          <w:b w:val="0"/>
+        </w:rPr>
+        <w:t xml:space="preserve">  Unassigned / All, Removed… - and Columns last. That spot is where a later step's </w:t>
+      </w:r>
+      <w:r>
+        <w:rPr>
+          <w:b/>
+        </w:rPr>
+        <w:t>queue picker</w:t>
+      </w:r>
+      <w:r>
+        <w:rPr>
+          <w:b w:val="0"/>
+        </w:rPr>
+        <w:t xml:space="preserve"> goes (see 11).</w:t>
+      </w:r>
+    </w:p>
+    <w:p>
+      <w:pPr>
+        <w:pStyle w:val="ListBullet"/>
+      </w:pPr>
+      <w:r>
+        <w:rPr>
+          <w:b/>
+        </w:rPr>
+        <w:t>Account page:</w:t>
+      </w:r>
+      <w:r>
+        <w:rPr>
+          <w:b w:val="0"/>
+        </w:rPr>
+        <w:t xml:space="preserve"> the lost-race notice is its own line with its own OK (Boaz).</w:t>
+      </w:r>
+    </w:p>
+    <w:p>
+      <w:pPr>
+        <w:pStyle w:val="ListBullet"/>
+      </w:pPr>
+      <w:r>
+        <w:rPr>
+          <w:b/>
+        </w:rPr>
+        <w:t>Tests:</w:t>
+      </w:r>
+      <w:r>
+        <w:rPr>
+          <w:b w:val="0"/>
+        </w:rPr>
+        <w:t xml:space="preserve"> </w:t>
+      </w:r>
+      <w:r>
+        <w:rPr>
+          <w:rFonts w:ascii="Consolas" w:hAnsi="Consolas"/>
+          <w:b w:val="0"/>
+        </w:rPr>
+        <w:t>test_pure_modules.py</w:t>
+      </w:r>
+      <w:r>
+        <w:rPr>
+          <w:b w:val="0"/>
+        </w:rPr>
+        <w:t xml:space="preserve"> +8 (list rows: identity, concurrent additions, removal in place) = 612;</w:t>
+      </w:r>
+    </w:p>
+    <w:p>
+      <w:r>
+        <w:rPr>
+          <w:b w:val="0"/>
+        </w:rPr>
+        <w:t xml:space="preserve">  </w:t>
+      </w:r>
+      <w:r>
+        <w:rPr>
+          <w:rFonts w:ascii="Consolas" w:hAnsi="Consolas"/>
+          <w:b w:val="0"/>
+        </w:rPr>
+        <w:t>test_team_sync.py</w:t>
+      </w:r>
+      <w:r>
+        <w:rPr>
+          <w:b w:val="0"/>
+        </w:rPr>
+        <w:t xml:space="preserve"> +6 = 101 (two members add to the exclusion list at once - both kept; the admin's removal arrives; the member is told about a reassigned and a released account, the admin is not).</w:t>
       </w:r>
     </w:p>
     <w:p>
@@ -8003,7 +8881,7 @@
               <w:rPr>
                 <w:b w:val="0"/>
               </w:rPr>
-              <w:t xml:space="preserve"> + Removed accounts view with bulk restore (Boaz 2026-10-05, see below)</w:t>
+              <w:t xml:space="preserve"> + Removed accounts view with bulk restore (Boaz 2026-10-05, see below) (as built: 2.12)</w:t>
             </w:r>
           </w:p>
         </w:tc>
@@ -8118,6 +8996,64 @@
       </w:tr>
     </w:tbl>
     <w:p/>
+    <w:p>
+      <w:r>
+        <w:rPr>
+          <w:b/>
+        </w:rPr>
+        <w:t>Later (advanced mode, after 1.2.2 - Boaz 2026-10-05):</w:t>
+      </w:r>
+      <w:r>
+        <w:rPr>
+          <w:b w:val="0"/>
+        </w:rPr>
+        <w:t xml:space="preserve"> a </w:t>
+      </w:r>
+      <w:r>
+        <w:rPr>
+          <w:b/>
+        </w:rPr>
+        <w:t>queue picker</w:t>
+      </w:r>
+      <w:r>
+        <w:rPr>
+          <w:b w:val="0"/>
+        </w:rPr>
+        <w:t xml:space="preserve"> in place of Mine / Others / Unassigned /</w:t>
+      </w:r>
+    </w:p>
+    <w:p>
+      <w:r>
+        <w:rPr>
+          <w:b w:val="0"/>
+        </w:rPr>
+        <w:t>All: the admin defines account groups (territory - EMEA, USA, Asia; VIP; Global accounts; ...) and assigns members to</w:t>
+      </w:r>
+    </w:p>
+    <w:p>
+      <w:r>
+        <w:rPr>
+          <w:b w:val="0"/>
+        </w:rPr>
+        <w:t>them; a member picks among *their* groups, My accounts, Unassigned (default: their own). Example: members 1 and 3 -</w:t>
+      </w:r>
+    </w:p>
+    <w:p>
+      <w:r>
+        <w:rPr>
+          <w:b w:val="0"/>
+        </w:rPr>
+        <w:t>EMEA; 2 - VIP and Global; 4 and 5 - USA and Asia; 6 - all regions as backup. Matches the 2026-10-01 phase-2 proposal</w:t>
+      </w:r>
+    </w:p>
+    <w:p>
+      <w:r>
+        <w:rPr>
+          <w:b w:val="0"/>
+        </w:rPr>
+        <w:t>(queues with assignment rules by country / industry / size).</w:t>
+      </w:r>
+    </w:p>
     <w:p>
       <w:r>
         <w:rPr>
